--- a/Arquitectura de Sistemas Computacionales/Kit docente/Clase 11/Guion Docente Clase 11 - Avance del proyecto final.docx
+++ b/Arquitectura de Sistemas Computacionales/Kit docente/Clase 11/Guion Docente Clase 11 - Avance del proyecto final.docx
@@ -248,7 +248,7 @@
           <w:color w:val="1A1C1D"/>
           <w:sz w:val="32"/>
         </w:rPr>
-        <w:t>La teoria propia del dia: que es una revision de arquitectura - diapositiva 9</w:t>
+        <w:t>Apoyo por diapositiva</w:t>
       </w:r>
     </w:p>
     <w:p>
@@ -258,155 +258,273 @@
           <w:color w:val="4A4A49"/>
           <w:sz w:val="22"/>
         </w:rPr>
-        <w:t>Esta clase no introduce teoria de un tema tecnico nuevo, y eso es deliberado, pero si tiene teoria propia: la teoria de la revision y la evaluacion. Una revision de arquitectura, en ingles architecture review, es una practica profesional formal en la que alguien distinto de quien diseno el sistema examina el diseno antes de que este construido, buscando riesgos y decisiones sin justificar. Existe en la industria con nombres concretos: ATAM en su version academica, design review o RFC review en empresas de producto, comite de arquitectura en organizaciones grandes. Todas comparten la premisa economica que sostiene el curso: un riesgo detectado en el diseno cuesta una fraccion de lo que cuesta cuando ya esta implementado y con usuarios encima. La revision no juzga si el diagrama es bonito; busca tres cosas: decisiones sin argumento, incoherencias entre artefactos y riesgos que nadie ha nombrado. Hoy el docente no dicta, audita, y el estudiante no aprende un concepto, demuestra que los que ya tiene forman un sistema.</w:t>
+        <w:t xml:space="preserve">Todo lo que hay que decir </w:t>
       </w:r>
-    </w:p>
-    <w:p>
-      <w:pPr>
-        <w:spacing w:before="200" w:after="60"/>
-      </w:pPr>
       <w:r>
         <w:rPr>
           <w:b/>
-          <w:color w:val="1A1C1D"/>
-          <w:sz w:val="32"/>
+          <w:color w:val="4A4A49"/>
+          <w:sz w:val="22"/>
         </w:rPr>
-        <w:t>El insumo: las seis piezas del paquete CloudLite v1 - diapositiva 4</w:t>
+        <w:t>esta proyectado</w:t>
       </w:r>
-    </w:p>
-    <w:p>
       <w:r>
         <w:rPr>
           <w:b w:val="0"/>
           <w:color w:val="4A4A49"/>
           <w:sz w:val="22"/>
         </w:rPr>
-        <w:t>El insumo es el paquete CloudLite v1, que a estas alturas debe tener seis piezas producidas antes: el C4 de Contexto de la Clase 1, el C4 de Contenedores de la Clase 4, el modelo de amenazas con controles de la Clase 6, el diagrama de despliegue con zonas publica y privada de la Clase 7, el workflow de GitHub Actions y las metricas de monitoreo de la Clase 8, y la tabla de costos con drivers y right-sizing de la Clase 10. El criterio central de auditoria se llama trazabilidad: la propiedad de que un elemento se pueda seguir de un artefacto al siguiente sin cambiar de nombre ni desaparecer. No es una formalidad burocratica, es el unico detector confiable de que el estudiante penso el sistema en vez de producir seis tareas independientes para seis notas distintas. Y se audita con preguntas mecanicas que cualquier docente puede hacer sin ser experto en el dominio del proyecto, lo que hace esta tecnica ensenable.</w:t>
+        <w:t>. Esta seccion dice que subrayar en cada lamina, no repite su contenido.</w:t>
       </w:r>
     </w:p>
     <w:p>
-      <w:pPr>
-        <w:spacing w:before="200" w:after="60"/>
-      </w:pPr>
       <w:r>
         <w:rPr>
           <w:b/>
-          <w:color w:val="1A1C1D"/>
-          <w:sz w:val="32"/>
+          <w:color w:val="4A4A49"/>
+          <w:sz w:val="22"/>
         </w:rPr>
-        <w:t>Las cinco preguntas de coherencia, en orden - diapositiva 4</w:t>
+        <w:t>[Slide 7] La teoria propia del dia: que es una revision de arquitectura</w:t>
       </w:r>
-    </w:p>
-    <w:p>
       <w:r>
         <w:rPr>
           <w:b w:val="0"/>
           <w:color w:val="4A4A49"/>
           <w:sz w:val="22"/>
         </w:rPr>
-        <w:t>Las preguntas de coherencia, aplicadas a CloudLite, son cinco y conviene hacerlas en orden. Primera: cada contenedor del C4 de la Clase 4 aparece en el diagrama de despliegue de la Clase 7 y con el mismo nombre; si el C4 dice "servicio de notificaciones" y el despliegue dice "worker de correos", o son la misma cosa mal nombrada o son dos cosas y falta una. Segunda: cada actor y sistema externo del diagrama de Contexto sigue existiendo; el caso frecuente es que el estudiante dibujo en la Clase 1 una pasarela de pagos y hoy ningun contenedor habla con ella, asi que o desaparecio del alcance y hay que borrarla o esta olvidada y es un hueco. Tercera: cada amenaza del modelo STRIDE de la Clase 6 tiene un control visible en el despliegue; si la amenaza es acceso no autorizado a la base de datos y el diagrama la muestra en la subred publica, el control existe en el documento y no en el diseno. Cuarta: los componentes de la tabla de costos de la Clase 10 son los mismos contenedores, no una lista inventada. Quinta: el workflow de Actions se ejecuto al menos una vez con resultado visible, porque un archivo YAML que nunca corrio es una intencion, no evidencia. Ese es el nucleo del acta: no una nota, sino cuales de estas cinco cadenas estan rotas en cada proyecto.</w:t>
+        <w:t xml:space="preserve"> — 6 vinetas.</w:t>
       </w:r>
     </w:p>
     <w:p>
-      <w:pPr>
-        <w:spacing w:before="200" w:after="60"/>
-      </w:pPr>
       <w:r>
         <w:rPr>
           <w:b/>
-          <w:color w:val="1A1C1D"/>
-          <w:sz w:val="32"/>
+          <w:color w:val="4A4A49"/>
+          <w:sz w:val="22"/>
         </w:rPr>
-        <w:t>Scope creep y arquitectura de papel: las dos patologias con nombre propio - diapositiva 5</w:t>
+        <w:t>[Slide 8] El insumo: las seis piezas del paquete CloudLite v1</w:t>
       </w:r>
-    </w:p>
-    <w:p>
       <w:r>
         <w:rPr>
           <w:b w:val="0"/>
           <w:color w:val="4A4A49"/>
           <w:sz w:val="22"/>
         </w:rPr>
-        <w:t>Hay dos patologias con nombre propio que arruinan las sustentaciones. La primera es el scope creep, el crecimiento no controlado del alcance: el sistema suma capacidades clase por clase, cada una razonable por si misma, hasta que el proyecto tiene un alcance que no se puede documentar ni defender en el tiempo restante. Se detecta con un dato objetivo, no con intuicion: en la Clase 1 cada estudiante definio entre tres y cinco capacidades para CloudLite, asi que basta contar las de hoy y compararlas con esa linea base; si eran cuatro y hoy son nueve, hay scope creep, y da igual que las nuevas suenen interesantes. La respuesta correcta no es prohibir ideas sino congelar el alcance y abrir una lista de aparcamiento, un anexo donde las capacidades extra quedan escritas como "fuera de alcance v1, candidatas a v2": preserva la idea, protege el cronograma y es lo que hace un equipo profesional al cerrar un release. La segunda patologia es el teatro de microservicios: servicios separados en el diagrama que en la practica no son unidades independientes. Se detecta con cuatro preguntas de una linea, todas respondibles por el estudiante: se puede desplegar ese servicio sin desplegar los otros, tiene sus propios datos o comparte tablas con el vecino, puede fallar sin tumbar a los demas, y existe una razon de negocio por la que cambiaria en un momento distinto al resto. En CloudLite el caso clasico es el "servicio de autenticacion" dibujado como caja aparte que en el repositorio es un modulo dentro de la misma API, escribe en las mismas tablas y se despliega en el mismo contenedor. No es un microservicio, es un modulo, y decirlo no castiga al estudiante: corrige el vocabulario antes del Parcial 3, donde esa distincion se evalua.</w:t>
+        <w:t xml:space="preserve"> — 5 vinetas.</w:t>
       </w:r>
     </w:p>
     <w:p>
-      <w:pPr>
-        <w:spacing w:before="200" w:after="60"/>
-      </w:pPr>
       <w:r>
         <w:rPr>
           <w:b/>
-          <w:color w:val="1A1C1D"/>
-          <w:sz w:val="32"/>
+          <w:color w:val="4A4A49"/>
+          <w:sz w:val="22"/>
         </w:rPr>
-        <w:t>Retroalimentacion accionable: observacion, evidencia, impacto y accion con fecha - diapositiva 6</w:t>
+        <w:t>[Slide 9] Las cinco preguntas de coherencia, en orden (1/2)</w:t>
       </w:r>
-    </w:p>
-    <w:p>
       <w:r>
         <w:rPr>
           <w:b w:val="0"/>
           <w:color w:val="4A4A49"/>
           <w:sz w:val="22"/>
         </w:rPr>
-        <w:t>La retroalimentacion es la mitad del valor del dia y tiene tecnica propia. Una retroalimentacion accionable tiene cuatro partes: observacion, evidencia, impacto y accion con fecha. "Falta seguridad" no cumple ninguna. "En el diagrama de despliegue la base de datos esta en la subred publica, contradice el control que ustedes escribieron para la amenaza de acceso no autorizado; si lo sustentan asi en la Clase 15 el evaluador concluira que el modelo de amenazas se escribio sin mirar el diagrama; muevanla a subred privada y dejen solo la API expuesta, antes de la Clase 12" cumple las cuatro. El docente debe apuntar a tres hallazgos por proyecto como maximo y marcar cual es el bloqueante, porque un estudiante que recibe once observaciones no corrige ninguna: se paraliza. Conviene nombrar tambien una fortaleza concreta, no por amabilidad sino porque el estudiante necesita saber que conservar; si solo escucha fallas, en la siguiente version cambia todo, incluido lo que estaba bien. Y la revision entre pares cumple una funcion que la del docente no puede: explicarle el sistema a otro estudiante obliga a verbalizar decisiones que nunca se dijeron en voz alta, y ahi el propio autor descubre sus huecos. El formato eficiente es de siete a ocho minutos por proyecto, con reloj visible, y el revisor asignado (otro estudiante, u otro equipo si el docente los autorizo) entregando por escrito una observacion y una pregunta.</w:t>
+        <w:t xml:space="preserve"> — 5 vinetas.</w:t>
       </w:r>
     </w:p>
     <w:p>
-      <w:pPr>
-        <w:spacing w:before="200" w:after="60"/>
-      </w:pPr>
       <w:r>
         <w:rPr>
           <w:b/>
-          <w:color w:val="1A1C1D"/>
-          <w:sz w:val="32"/>
+          <w:color w:val="4A4A49"/>
+          <w:sz w:val="22"/>
         </w:rPr>
-        <w:t>El semaforo: el umbral que decide si el proyecto va a tiempo - diapositiva 6</w:t>
+        <w:t>[Slide 10] Las cinco preguntas de coherencia, en orden (2/2)</w:t>
       </w:r>
-    </w:p>
-    <w:p>
       <w:r>
         <w:rPr>
           <w:b w:val="0"/>
           <w:color w:val="4A4A49"/>
           <w:sz w:val="22"/>
         </w:rPr>
-        <w:t>Falta el criterio para decidir si un proyecto va a tiempo, y aqui el docente necesita un umbral y no una impresion. Con seis artefactos esperados la regla practica es un semaforo: verde si estan los seis y a lo sumo una cadena de trazabilidad rota; amarillo si hay cinco de seis, o dos o tres cadenas rotas pero corregibles editando documentos; rojo si falta el C4 de Contenedores o el diagrama de despliegue, que son la columna vertebral y sin los cuales el resto no se puede evaluar, o si el repositorio no existe. El umbral de seis no es una ley de la ingenieria, es la contabilidad de este curso, y decirlo asi evita que el estudiante lo memorice como estandar internacional. Lo transferible es la idea de fondo: un checkpoint se evalua por evidencia presente, no por promesas. Cuando un estudiante dice "eso ya lo tenemos, solo falta subirlo", el estado es amarillo y el acta lo registra con fecha de cierre; no es desconfianza, es que en un proyecto lo que no esta en el repositorio no existe. Para un proyecto en rojo el plan de recuperacion debe reducir alcance, nunca agregar trabajo: menos capacidades, menos servicios, y toda la energia en las dos piezas que faltan.</w:t>
+        <w:t xml:space="preserve"> — 4 vinetas.</w:t>
       </w:r>
     </w:p>
     <w:p>
-      <w:pPr>
-        <w:spacing w:before="200" w:after="60"/>
-      </w:pPr>
       <w:r>
         <w:rPr>
           <w:b/>
-          <w:color w:val="1A1C1D"/>
-          <w:sz w:val="32"/>
+          <w:color w:val="4A4A49"/>
+          <w:sz w:val="22"/>
         </w:rPr>
-        <w:t>Preguntas frecuentes y cierre conceptual (de la diapositiva 4 a la diapositiva 6)</w:t>
+        <w:t>[Slide 11] Scope creep y arquitectura de papel: las dos patologias con nombre propio (1/2)</w:t>
       </w:r>
-    </w:p>
-    <w:p>
       <w:r>
         <w:rPr>
           <w:b w:val="0"/>
           <w:color w:val="4A4A49"/>
           <w:sz w:val="22"/>
         </w:rPr>
-        <w:t>Tres preguntas se repiten y el docente debe responderlas sin titubear. La primera es si esto se califica; la respuesta honesta es que este checkpoint no es la sustentacion final, que ocurre en la Clase 15, ni el Parcial 3, que es la evaluacion escrita de la Clase 14, y que hoy se registra estado y compromisos, pero el acta es el insumo con el que se mirara la entrega final: un gap senalado hoy y no cerrado pesa mucho mas que uno que aparecio despues. La segunda es por que revisa un companero si el que califica es el docente, y la respuesta es que la revision por pares es practica estandar en la industria y que su valor no esta en el juicio del par sino en la obligacion de explicar; ademas el par pregunta lo que el docente ya asume, y esas son justo las preguntas que llegan en un Q&amp;A real. La tercera, la mas delicada, es si cambiar el diagrama ahora significa perder el trabajo hecho, y la respuesta debe ser tajante: no, porque el artefacto no es el entregable, la decision documentada lo es; un diagrama corregido con una nota de por que cambio vale mas que uno intacto, y ese cambio justificado es exactamente lo que un ADR registra. Conviene cerrar diciendo que lo que se estabilice hoy es la base sobre la que la Clase 12 agregara el analisis de rendimiento y la Clase 13 la politica de escalado, y que un proyecto con el paquete v1 incoherente no puede hacer ninguna de las dos, porque no se puede medir ni escalar un sistema que todavia no esta definido.</w:t>
+        <w:t xml:space="preserve"> — 6 vinetas.</w:t>
       </w:r>
     </w:p>
     <w:p>
+      <w:r>
+        <w:rPr>
+          <w:b/>
+          <w:color w:val="4A4A49"/>
+          <w:sz w:val="22"/>
+        </w:rPr>
+        <w:t>[Slide 12] Scope creep y arquitectura de papel: las dos patologias con nombre propio (2/2)</w:t>
+      </w:r>
       <w:r>
         <w:rPr>
           <w:b w:val="0"/>
           <w:color w:val="4A4A49"/>
           <w:sz w:val="22"/>
         </w:rPr>
-        <w:t>Error tipico del docente que no domina el tema: dejar pasar el checkpoint con un "todo bien, sigan asi". La consecuencia no se ve hoy, se ve en la Clase 15, cuando varios estudiantes sustentan con la base de datos expuesta, con servicios que no son servicios y con nueve capacidades que nunca cerraron, y el docente descubre que las tenia todas a la vista un mes antes; ademas el estudiante interpreta el silencio como aprobacion, asi que el error queda ratificado y luego reclama con razon que nadie se lo advirtio. El segundo error es convertir el checkpoint en clase magistral: cuando el docente detecta un vacio conceptual y se pone a reexplicar contenedores o STRIDE durante veinte minutos, se consume el tiempo de los estudiantes que faltan, la mitad del curso queda sin retroalimentacion y el acta sale a medias. Lo correcto es anotar el vacio, dar la accion concreta con fecha y seguir; si el vacio es general al grupo, se atiende en cinco minutos al cierre para todos, no proyecto por proyecto.</w:t>
+        <w:t xml:space="preserve"> — 5 vinetas.</w:t>
+      </w:r>
+    </w:p>
+    <w:p>
+      <w:r>
+        <w:rPr>
+          <w:b/>
+          <w:color w:val="4A4A49"/>
+          <w:sz w:val="22"/>
+        </w:rPr>
+        <w:t>[Slide 13] Retroalimentacion accionable: observacion, evidencia, impacto y accion con fecha</w:t>
+      </w:r>
+      <w:r>
+        <w:rPr>
+          <w:b w:val="0"/>
+          <w:color w:val="4A4A49"/>
+          <w:sz w:val="22"/>
+        </w:rPr>
+        <w:t xml:space="preserve"> — 6 vinetas.</w:t>
+      </w:r>
+    </w:p>
+    <w:p>
+      <w:pPr>
+        <w:pStyle w:val="ListBullet2"/>
+      </w:pPr>
+      <w:r>
+        <w:rPr>
+          <w:b w:val="0"/>
+          <w:color w:val="4A4A49"/>
+          <w:sz w:val="22"/>
+        </w:rPr>
+        <w:t>El docente debe apuntar a tres hallazgos por proyecto como maximo y marcar cual es el bloqueante, porque un estudiante que recibe once observaciones no corrige ninguna: se paraliza.</w:t>
+      </w:r>
+    </w:p>
+    <w:p>
+      <w:pPr>
+        <w:pStyle w:val="ListBullet2"/>
+      </w:pPr>
+      <w:r>
+        <w:rPr>
+          <w:b w:val="0"/>
+          <w:color w:val="4A4A49"/>
+          <w:sz w:val="22"/>
+        </w:rPr>
+        <w:t>Conviene nombrar tambien una fortaleza concreta, no por amabilidad sino porque el estudiante necesita saber que conservar; si solo escucha fallas, en la siguiente version cambia todo, incluido lo que estaba bien.</w:t>
+      </w:r>
+    </w:p>
+    <w:p>
+      <w:r>
+        <w:rPr>
+          <w:b/>
+          <w:color w:val="4A4A49"/>
+          <w:sz w:val="22"/>
+        </w:rPr>
+        <w:t>[Slide 14] El semaforo: el umbral que decide si el proyecto va a tiempo (1/2)</w:t>
+      </w:r>
+      <w:r>
+        <w:rPr>
+          <w:b w:val="0"/>
+          <w:color w:val="4A4A49"/>
+          <w:sz w:val="22"/>
+        </w:rPr>
+        <w:t xml:space="preserve"> — 5 vinetas.</w:t>
+      </w:r>
+    </w:p>
+    <w:p>
+      <w:r>
+        <w:rPr>
+          <w:b/>
+          <w:color w:val="4A4A49"/>
+          <w:sz w:val="22"/>
+        </w:rPr>
+        <w:t>[Slide 15] El semaforo: el umbral que decide si el proyecto va a tiempo (2/2)</w:t>
+      </w:r>
+      <w:r>
+        <w:rPr>
+          <w:b w:val="0"/>
+          <w:color w:val="4A4A49"/>
+          <w:sz w:val="22"/>
+        </w:rPr>
+        <w:t xml:space="preserve"> — 3 vinetas.</w:t>
+      </w:r>
+    </w:p>
+    <w:p>
+      <w:r>
+        <w:rPr>
+          <w:b/>
+          <w:color w:val="4A4A49"/>
+          <w:sz w:val="22"/>
+        </w:rPr>
+        <w:t>[Slide 16] Preguntas frecuentes y cierre conceptual () (1/2)</w:t>
+      </w:r>
+      <w:r>
+        <w:rPr>
+          <w:b w:val="0"/>
+          <w:color w:val="4A4A49"/>
+          <w:sz w:val="22"/>
+        </w:rPr>
+        <w:t xml:space="preserve"> — 6 vinetas.</w:t>
+      </w:r>
+    </w:p>
+    <w:p>
+      <w:pPr>
+        <w:pStyle w:val="ListBullet2"/>
+      </w:pPr>
+      <w:r>
+        <w:rPr>
+          <w:b w:val="0"/>
+          <w:color w:val="4A4A49"/>
+          <w:sz w:val="22"/>
+        </w:rPr>
+        <w:t>Tres preguntas se repiten y el docente debe responderlas sin titubear.</w:t>
+      </w:r>
+    </w:p>
+    <w:p>
+      <w:pPr>
+        <w:pStyle w:val="ListBullet2"/>
+      </w:pPr>
+      <w:r>
+        <w:rPr>
+          <w:b w:val="0"/>
+          <w:color w:val="4A4A49"/>
+          <w:sz w:val="22"/>
+        </w:rPr>
+        <w:t>Conviene cerrar diciendo que lo que se estabilice hoy es la base sobre la que la Clase 12 agregara el analisis de rendimiento y la Clase 13 la politica de escalado, y que un proyecto con el paquete v1 incoherente no puede hacer ninguna de las dos, porque no se puede medir ni escalar un sistema que todavia no esta definido.</w:t>
+      </w:r>
+    </w:p>
+    <w:p>
+      <w:r>
+        <w:rPr>
+          <w:b/>
+          <w:color w:val="4A4A49"/>
+          <w:sz w:val="22"/>
+        </w:rPr>
+        <w:t>[Slide 17] Preguntas frecuentes y cierre conceptual () (2/2)</w:t>
+      </w:r>
+      <w:r>
+        <w:rPr>
+          <w:b w:val="0"/>
+          <w:color w:val="4A4A49"/>
+          <w:sz w:val="22"/>
+        </w:rPr>
+        <w:t xml:space="preserve"> — 6 vinetas.</w:t>
       </w:r>
     </w:p>
     <w:p>
@@ -547,6 +665,149 @@
           <w:color w:val="4A4A49"/>
           <w:sz w:val="22"/>
         </w:rPr>
+        <w:t>La teoria propia del dia: que es una revision de arquitectura</w:t>
+      </w:r>
+    </w:p>
+    <w:p>
+      <w:pPr>
+        <w:pStyle w:val="ListNumber"/>
+      </w:pPr>
+      <w:r>
+        <w:rPr>
+          <w:b w:val="0"/>
+          <w:color w:val="4A4A49"/>
+          <w:sz w:val="22"/>
+        </w:rPr>
+        <w:t>El insumo: las seis piezas del paquete CloudLite v1</w:t>
+      </w:r>
+    </w:p>
+    <w:p>
+      <w:pPr>
+        <w:pStyle w:val="ListNumber"/>
+      </w:pPr>
+      <w:r>
+        <w:rPr>
+          <w:b w:val="0"/>
+          <w:color w:val="4A4A49"/>
+          <w:sz w:val="22"/>
+        </w:rPr>
+        <w:t>Las cinco preguntas de coherencia, en orden (1/2)</w:t>
+      </w:r>
+    </w:p>
+    <w:p>
+      <w:pPr>
+        <w:pStyle w:val="ListNumber"/>
+      </w:pPr>
+      <w:r>
+        <w:rPr>
+          <w:b w:val="0"/>
+          <w:color w:val="4A4A49"/>
+          <w:sz w:val="22"/>
+        </w:rPr>
+        <w:t>Las cinco preguntas de coherencia, en orden (2/2)</w:t>
+      </w:r>
+    </w:p>
+    <w:p>
+      <w:pPr>
+        <w:pStyle w:val="ListNumber"/>
+      </w:pPr>
+      <w:r>
+        <w:rPr>
+          <w:b w:val="0"/>
+          <w:color w:val="4A4A49"/>
+          <w:sz w:val="22"/>
+        </w:rPr>
+        <w:t>Scope creep y arquitectura de papel: las dos patologias con nombre propio (1/2)</w:t>
+      </w:r>
+    </w:p>
+    <w:p>
+      <w:pPr>
+        <w:pStyle w:val="ListNumber"/>
+      </w:pPr>
+      <w:r>
+        <w:rPr>
+          <w:b w:val="0"/>
+          <w:color w:val="4A4A49"/>
+          <w:sz w:val="22"/>
+        </w:rPr>
+        <w:t>Scope creep y arquitectura de papel: las dos patologias con nombre propio (2/2)</w:t>
+      </w:r>
+    </w:p>
+    <w:p>
+      <w:pPr>
+        <w:pStyle w:val="ListNumber"/>
+      </w:pPr>
+      <w:r>
+        <w:rPr>
+          <w:b w:val="0"/>
+          <w:color w:val="4A4A49"/>
+          <w:sz w:val="22"/>
+        </w:rPr>
+        <w:t>Retroalimentacion accionable: observacion, evidencia, impacto y accion con fecha</w:t>
+      </w:r>
+    </w:p>
+    <w:p>
+      <w:pPr>
+        <w:pStyle w:val="ListNumber"/>
+      </w:pPr>
+      <w:r>
+        <w:rPr>
+          <w:b w:val="0"/>
+          <w:color w:val="4A4A49"/>
+          <w:sz w:val="22"/>
+        </w:rPr>
+        <w:t>El semaforo: el umbral que decide si el proyecto va a tiempo (1/2)</w:t>
+      </w:r>
+    </w:p>
+    <w:p>
+      <w:pPr>
+        <w:pStyle w:val="ListNumber"/>
+      </w:pPr>
+      <w:r>
+        <w:rPr>
+          <w:b w:val="0"/>
+          <w:color w:val="4A4A49"/>
+          <w:sz w:val="22"/>
+        </w:rPr>
+        <w:t>El semaforo: el umbral que decide si el proyecto va a tiempo (2/2)</w:t>
+      </w:r>
+    </w:p>
+    <w:p>
+      <w:pPr>
+        <w:pStyle w:val="ListNumber"/>
+      </w:pPr>
+      <w:r>
+        <w:rPr>
+          <w:b w:val="0"/>
+          <w:color w:val="4A4A49"/>
+          <w:sz w:val="22"/>
+        </w:rPr>
+        <w:t>Preguntas frecuentes y cierre conceptual () (1/2)</w:t>
+      </w:r>
+    </w:p>
+    <w:p>
+      <w:pPr>
+        <w:pStyle w:val="ListNumber"/>
+      </w:pPr>
+      <w:r>
+        <w:rPr>
+          <w:b w:val="0"/>
+          <w:color w:val="4A4A49"/>
+          <w:sz w:val="22"/>
+        </w:rPr>
+        <w:t>Preguntas frecuentes y cierre conceptual () (2/2)</w:t>
+      </w:r>
+    </w:p>
+    <w:p>
+      <w:pPr>
+        <w:pStyle w:val="ListNumber"/>
+      </w:pPr>
+      <w:r>
+        <w:rPr>
+          <w:b w:val="0"/>
+          <w:color w:val="4A4A49"/>
+          <w:sz w:val="22"/>
+        </w:rPr>
         <w:t>Herramientas de hoy</w:t>
       </w:r>
     </w:p>
@@ -638,7 +899,7 @@
           <w:color w:val="1A1C1D"/>
           <w:sz w:val="32"/>
         </w:rPr>
-        <w:t>0–10 · Encuadre PI · [Slide 2][Slide 3][Slide 9]</w:t>
+        <w:t>0–10 · Encuadre PI · [Slide 2][Slide 3][Slide 20]</w:t>
       </w:r>
     </w:p>
     <w:p>
@@ -871,7 +1132,7 @@
           <w:color w:val="1A1C1D"/>
           <w:sz w:val="32"/>
         </w:rPr>
-        <w:t>40–55 · Demo en vivo · [Slide 8]</w:t>
+        <w:t>40–55 · Demo en vivo · [Slide 19]</w:t>
       </w:r>
     </w:p>
     <w:p>
@@ -1022,7 +1283,7 @@
           <w:color w:val="4A4A49"/>
           <w:sz w:val="22"/>
         </w:rPr>
-        <w:t xml:space="preserve"> [Slide 8] — es el paso que el estudiante no adivina: pasa el boceto a codigo Mermaid con ayuda de una IA, pegalo en la pregunta de diagrama y muestralo renderizado.</w:t>
+        <w:t xml:space="preserve"> [Slide 19] — es el paso que el estudiante no adivina: pasa el boceto a codigo Mermaid con ayuda de una IA, pegalo en la pregunta de diagrama y muestralo renderizado.</w:t>
       </w:r>
     </w:p>
     <w:p>
@@ -1154,7 +1415,7 @@
           <w:color w:val="1A1C1D"/>
           <w:sz w:val="32"/>
         </w:rPr>
-        <w:t>55–100 · Taller guiado PI (individual · equipos de 2–3 solo si tú los autorizaste) · [Slide 10]</w:t>
+        <w:t>55–100 · Taller guiado PI (individual · equipos de 2–3 solo si tú los autorizaste) · [Slide 21]</w:t>
       </w:r>
     </w:p>
     <w:p>
@@ -1295,7 +1556,7 @@
           <w:color w:val="1A1C1D"/>
           <w:sz w:val="32"/>
         </w:rPr>
-        <w:t>115–120 · Cierre · [Slide 12]</w:t>
+        <w:t>115–120 · Cierre · [Slide 23]</w:t>
       </w:r>
     </w:p>
     <w:p>

--- a/Arquitectura de Sistemas Computacionales/Kit docente/Clase 11/Guion Docente Clase 11 - Avance del proyecto final.docx
+++ b/Arquitectura de Sistemas Computacionales/Kit docente/Clase 11/Guion Docente Clase 11 - Avance del proyecto final.docx
@@ -284,7 +284,7 @@
           <w:color w:val="4A4A49"/>
           <w:sz w:val="22"/>
         </w:rPr>
-        <w:t>[Slide 7] La teoria propia del dia: que es una revision de arquitectura</w:t>
+        <w:t>[Slide 7] La teoria propia del dia: que es una revision de arquitectura (1/2)</w:t>
       </w:r>
       <w:r>
         <w:rPr>
@@ -292,7 +292,20 @@
           <w:color w:val="4A4A49"/>
           <w:sz w:val="22"/>
         </w:rPr>
-        <w:t xml:space="preserve"> — 6 vinetas.</w:t>
+        <w:t xml:space="preserve"> — 3 vinetas.</w:t>
+      </w:r>
+    </w:p>
+    <w:p>
+      <w:pPr>
+        <w:pStyle w:val="ListBullet2"/>
+      </w:pPr>
+      <w:r>
+        <w:rPr>
+          <w:b w:val="0"/>
+          <w:color w:val="4A4A49"/>
+          <w:sz w:val="22"/>
+        </w:rPr>
+        <w:t>Hoy el docente no dicta, audita, y el estudiante no aprende un concepto, demuestra que los que ya tiene forman un sistema.</w:t>
       </w:r>
     </w:p>
     <w:p>
@@ -302,7 +315,56 @@
           <w:color w:val="4A4A49"/>
           <w:sz w:val="22"/>
         </w:rPr>
-        <w:t>[Slide 8] El insumo: las seis piezas del paquete CloudLite v1</w:t>
+        <w:t>[Slide 8] La teoria propia del dia: que es una revision de arquitectura (2/2)</w:t>
+      </w:r>
+      <w:r>
+        <w:rPr>
+          <w:b w:val="0"/>
+          <w:color w:val="4A4A49"/>
+          <w:sz w:val="22"/>
+        </w:rPr>
+        <w:t xml:space="preserve"> — 2 vinetas.</w:t>
+      </w:r>
+    </w:p>
+    <w:p>
+      <w:r>
+        <w:rPr>
+          <w:b/>
+          <w:color w:val="4A4A49"/>
+          <w:sz w:val="22"/>
+        </w:rPr>
+        <w:t>[Slide 9] El insumo: las seis piezas del paquete CloudLite v1</w:t>
+      </w:r>
+      <w:r>
+        <w:rPr>
+          <w:b w:val="0"/>
+          <w:color w:val="4A4A49"/>
+          <w:sz w:val="22"/>
+        </w:rPr>
+        <w:t xml:space="preserve"> — 4 vinetas.</w:t>
+      </w:r>
+    </w:p>
+    <w:p>
+      <w:pPr>
+        <w:pStyle w:val="ListBullet2"/>
+      </w:pPr>
+      <w:r>
+        <w:rPr>
+          <w:b w:val="0"/>
+          <w:color w:val="4A4A49"/>
+          <w:sz w:val="22"/>
+        </w:rPr>
+        <w:t>Y se audita con preguntas mecanicas que cualquier docente puede hacer sin ser experto en el dominio del proyecto, lo que hace esta tecnica ensenable.</w:t>
+      </w:r>
+    </w:p>
+    <w:p>
+      <w:r>
+        <w:rPr>
+          <w:b/>
+          <w:color w:val="4A4A49"/>
+          <w:sz w:val="22"/>
+        </w:rPr>
+        <w:t>[Slide 10] Las cinco preguntas de coherencia, en orden (1/2)</w:t>
       </w:r>
       <w:r>
         <w:rPr>
@@ -320,25 +382,7 @@
           <w:color w:val="4A4A49"/>
           <w:sz w:val="22"/>
         </w:rPr>
-        <w:t>[Slide 9] Las cinco preguntas de coherencia, en orden (1/2)</w:t>
-      </w:r>
-      <w:r>
-        <w:rPr>
-          <w:b w:val="0"/>
-          <w:color w:val="4A4A49"/>
-          <w:sz w:val="22"/>
-        </w:rPr>
-        <w:t xml:space="preserve"> — 5 vinetas.</w:t>
-      </w:r>
-    </w:p>
-    <w:p>
-      <w:r>
-        <w:rPr>
-          <w:b/>
-          <w:color w:val="4A4A49"/>
-          <w:sz w:val="22"/>
-        </w:rPr>
-        <w:t>[Slide 10] Las cinco preguntas de coherencia, en orden (2/2)</w:t>
+        <w:t>[Slide 11] Las cinco preguntas de coherencia, en orden (2/2)</w:t>
       </w:r>
       <w:r>
         <w:rPr>
@@ -356,7 +400,7 @@
           <w:color w:val="4A4A49"/>
           <w:sz w:val="22"/>
         </w:rPr>
-        <w:t>[Slide 11] Scope creep y arquitectura de papel: las dos patologias con nombre propio (1/2)</w:t>
+        <w:t>[Slide 12] Scope creep y arquitectura de papel: las dos patologias con nombre propio (1/2)</w:t>
       </w:r>
       <w:r>
         <w:rPr>
@@ -364,7 +408,33 @@
           <w:color w:val="4A4A49"/>
           <w:sz w:val="22"/>
         </w:rPr>
-        <w:t xml:space="preserve"> — 6 vinetas.</w:t>
+        <w:t xml:space="preserve"> — 4 vinetas.</w:t>
+      </w:r>
+    </w:p>
+    <w:p>
+      <w:pPr>
+        <w:pStyle w:val="ListBullet2"/>
+      </w:pPr>
+      <w:r>
+        <w:rPr>
+          <w:b w:val="0"/>
+          <w:color w:val="4A4A49"/>
+          <w:sz w:val="22"/>
+        </w:rPr>
+        <w:t>Hay dos patologias con nombre propio que arruinan las sustentaciones.</w:t>
+      </w:r>
+    </w:p>
+    <w:p>
+      <w:pPr>
+        <w:pStyle w:val="ListBullet2"/>
+      </w:pPr>
+      <w:r>
+        <w:rPr>
+          <w:b w:val="0"/>
+          <w:color w:val="4A4A49"/>
+          <w:sz w:val="22"/>
+        </w:rPr>
+        <w:t>La respuesta correcta no es prohibir ideas sino congelar el alcance y abrir una lista de aparcamiento, un anexo donde las capacidades extra quedan escritas como "fuera de alcance v1, candidatas a v2": preserva la idea, protege el cronograma y es lo que hace un equipo profesional al cerrar un release.</w:t>
       </w:r>
     </w:p>
     <w:p>
@@ -374,7 +444,7 @@
           <w:color w:val="4A4A49"/>
           <w:sz w:val="22"/>
         </w:rPr>
-        <w:t>[Slide 12] Scope creep y arquitectura de papel: las dos patologias con nombre propio (2/2)</w:t>
+        <w:t>[Slide 13] Scope creep y arquitectura de papel: las dos patologias con nombre propio (2/2)</w:t>
       </w:r>
       <w:r>
         <w:rPr>
@@ -382,7 +452,7 @@
           <w:color w:val="4A4A49"/>
           <w:sz w:val="22"/>
         </w:rPr>
-        <w:t xml:space="preserve"> — 5 vinetas.</w:t>
+        <w:t xml:space="preserve"> — 4 vinetas.</w:t>
       </w:r>
     </w:p>
     <w:p>
@@ -392,7 +462,7 @@
           <w:color w:val="4A4A49"/>
           <w:sz w:val="22"/>
         </w:rPr>
-        <w:t>[Slide 13] Retroalimentacion accionable: observacion, evidencia, impacto y accion con fecha</w:t>
+        <w:t>[Slide 14] Retroalimentacion accionable: observacion, evidencia, impacto y accion con fecha (1/2)</w:t>
       </w:r>
       <w:r>
         <w:rPr>
@@ -400,7 +470,7 @@
           <w:color w:val="4A4A49"/>
           <w:sz w:val="22"/>
         </w:rPr>
-        <w:t xml:space="preserve"> — 6 vinetas.</w:t>
+        <w:t xml:space="preserve"> — 4 vinetas.</w:t>
       </w:r>
     </w:p>
     <w:p>
@@ -436,7 +506,25 @@
           <w:color w:val="4A4A49"/>
           <w:sz w:val="22"/>
         </w:rPr>
-        <w:t>[Slide 14] El semaforo: el umbral que decide si el proyecto va a tiempo (1/2)</w:t>
+        <w:t>[Slide 15] Retroalimentacion accionable: observacion, evidencia, impacto y accion con fecha (2/2)</w:t>
+      </w:r>
+      <w:r>
+        <w:rPr>
+          <w:b w:val="0"/>
+          <w:color w:val="4A4A49"/>
+          <w:sz w:val="22"/>
+        </w:rPr>
+        <w:t xml:space="preserve"> — 2 vinetas.</w:t>
+      </w:r>
+    </w:p>
+    <w:p>
+      <w:r>
+        <w:rPr>
+          <w:b/>
+          <w:color w:val="4A4A49"/>
+          <w:sz w:val="22"/>
+        </w:rPr>
+        <w:t>[Slide 16] El semaforo: el umbral que decide si el proyecto va a tiempo (1/2)</w:t>
       </w:r>
       <w:r>
         <w:rPr>
@@ -454,7 +542,7 @@
           <w:color w:val="4A4A49"/>
           <w:sz w:val="22"/>
         </w:rPr>
-        <w:t>[Slide 15] El semaforo: el umbral que decide si el proyecto va a tiempo (2/2)</w:t>
+        <w:t>[Slide 17] El semaforo: el umbral que decide si el proyecto va a tiempo (2/2)</w:t>
       </w:r>
       <w:r>
         <w:rPr>
@@ -472,7 +560,7 @@
           <w:color w:val="4A4A49"/>
           <w:sz w:val="22"/>
         </w:rPr>
-        <w:t>[Slide 16] Preguntas frecuentes y cierre conceptual () (1/2)</w:t>
+        <w:t>[Slide 18] Preguntas frecuentes y cierre conceptual () (1/3)</w:t>
       </w:r>
       <w:r>
         <w:rPr>
@@ -480,7 +568,7 @@
           <w:color w:val="4A4A49"/>
           <w:sz w:val="22"/>
         </w:rPr>
-        <w:t xml:space="preserve"> — 6 vinetas.</w:t>
+        <w:t xml:space="preserve"> — 4 vinetas.</w:t>
       </w:r>
     </w:p>
     <w:p>
@@ -516,7 +604,7 @@
           <w:color w:val="4A4A49"/>
           <w:sz w:val="22"/>
         </w:rPr>
-        <w:t>[Slide 17] Preguntas frecuentes y cierre conceptual () (2/2)</w:t>
+        <w:t>[Slide 19] Preguntas frecuentes y cierre conceptual () (2/3)</w:t>
       </w:r>
       <w:r>
         <w:rPr>
@@ -524,7 +612,25 @@
           <w:color w:val="4A4A49"/>
           <w:sz w:val="22"/>
         </w:rPr>
-        <w:t xml:space="preserve"> — 6 vinetas.</w:t>
+        <w:t xml:space="preserve"> — 5 vinetas.</w:t>
+      </w:r>
+    </w:p>
+    <w:p>
+      <w:r>
+        <w:rPr>
+          <w:b/>
+          <w:color w:val="4A4A49"/>
+          <w:sz w:val="22"/>
+        </w:rPr>
+        <w:t>[Slide 20] Preguntas frecuentes y cierre conceptual () (3/3)</w:t>
+      </w:r>
+      <w:r>
+        <w:rPr>
+          <w:b w:val="0"/>
+          <w:color w:val="4A4A49"/>
+          <w:sz w:val="22"/>
+        </w:rPr>
+        <w:t xml:space="preserve"> — 3 vinetas.</w:t>
       </w:r>
     </w:p>
     <w:p>
@@ -665,7 +771,20 @@
           <w:color w:val="4A4A49"/>
           <w:sz w:val="22"/>
         </w:rPr>
-        <w:t>La teoria propia del dia: que es una revision de arquitectura</w:t>
+        <w:t>La teoria propia del dia: que es una revision de arquitectura (1/2)</w:t>
+      </w:r>
+    </w:p>
+    <w:p>
+      <w:pPr>
+        <w:pStyle w:val="ListNumber"/>
+      </w:pPr>
+      <w:r>
+        <w:rPr>
+          <w:b w:val="0"/>
+          <w:color w:val="4A4A49"/>
+          <w:sz w:val="22"/>
+        </w:rPr>
+        <w:t>La teoria propia del dia: que es una revision de arquitectura (2/2)</w:t>
       </w:r>
     </w:p>
     <w:p>
@@ -743,7 +862,20 @@
           <w:color w:val="4A4A49"/>
           <w:sz w:val="22"/>
         </w:rPr>
-        <w:t>Retroalimentacion accionable: observacion, evidencia, impacto y accion con fecha</w:t>
+        <w:t>Retroalimentacion accionable: observacion, evidencia, impacto y accion con fecha (1/2)</w:t>
+      </w:r>
+    </w:p>
+    <w:p>
+      <w:pPr>
+        <w:pStyle w:val="ListNumber"/>
+      </w:pPr>
+      <w:r>
+        <w:rPr>
+          <w:b w:val="0"/>
+          <w:color w:val="4A4A49"/>
+          <w:sz w:val="22"/>
+        </w:rPr>
+        <w:t>Retroalimentacion accionable: observacion, evidencia, impacto y accion con fecha (2/2)</w:t>
       </w:r>
     </w:p>
     <w:p>
@@ -782,7 +914,7 @@
           <w:color w:val="4A4A49"/>
           <w:sz w:val="22"/>
         </w:rPr>
-        <w:t>Preguntas frecuentes y cierre conceptual () (1/2)</w:t>
+        <w:t>Preguntas frecuentes y cierre conceptual () (1/3)</w:t>
       </w:r>
     </w:p>
     <w:p>
@@ -795,7 +927,20 @@
           <w:color w:val="4A4A49"/>
           <w:sz w:val="22"/>
         </w:rPr>
-        <w:t>Preguntas frecuentes y cierre conceptual () (2/2)</w:t>
+        <w:t>Preguntas frecuentes y cierre conceptual () (2/3)</w:t>
+      </w:r>
+    </w:p>
+    <w:p>
+      <w:pPr>
+        <w:pStyle w:val="ListNumber"/>
+      </w:pPr>
+      <w:r>
+        <w:rPr>
+          <w:b w:val="0"/>
+          <w:color w:val="4A4A49"/>
+          <w:sz w:val="22"/>
+        </w:rPr>
+        <w:t>Preguntas frecuentes y cierre conceptual () (3/3)</w:t>
       </w:r>
     </w:p>
     <w:p>
@@ -899,7 +1044,7 @@
           <w:color w:val="1A1C1D"/>
           <w:sz w:val="32"/>
         </w:rPr>
-        <w:t>0–10 · Encuadre PI · [Slide 2][Slide 3][Slide 20]</w:t>
+        <w:t>0–10 · Encuadre PI · [Slide 2][Slide 3][Slide 23]</w:t>
       </w:r>
     </w:p>
     <w:p>
@@ -1132,7 +1277,7 @@
           <w:color w:val="1A1C1D"/>
           <w:sz w:val="32"/>
         </w:rPr>
-        <w:t>40–55 · Demo en vivo · [Slide 19]</w:t>
+        <w:t>40–55 · Demo en vivo · [Slide 22]</w:t>
       </w:r>
     </w:p>
     <w:p>
@@ -1283,7 +1428,7 @@
           <w:color w:val="4A4A49"/>
           <w:sz w:val="22"/>
         </w:rPr>
-        <w:t xml:space="preserve"> [Slide 19] — es el paso que el estudiante no adivina: pasa el boceto a codigo Mermaid con ayuda de una IA, pegalo en la pregunta de diagrama y muestralo renderizado.</w:t>
+        <w:t xml:space="preserve"> [Slide 22] — es el paso que el estudiante no adivina: pasa el boceto a codigo Mermaid con ayuda de una IA, pegalo en la pregunta de diagrama y muestralo renderizado.</w:t>
       </w:r>
     </w:p>
     <w:p>
@@ -1415,7 +1560,7 @@
           <w:color w:val="1A1C1D"/>
           <w:sz w:val="32"/>
         </w:rPr>
-        <w:t>55–100 · Taller guiado PI (individual · equipos de 2–3 solo si tú los autorizaste) · [Slide 21]</w:t>
+        <w:t>55–100 · Taller guiado PI (individual · equipos de 2–3 solo si tú los autorizaste) · [Slide 24]</w:t>
       </w:r>
     </w:p>
     <w:p>
@@ -1556,7 +1701,7 @@
           <w:color w:val="1A1C1D"/>
           <w:sz w:val="32"/>
         </w:rPr>
-        <w:t>115–120 · Cierre · [Slide 23]</w:t>
+        <w:t>115–120 · Cierre · [Slide 26]</w:t>
       </w:r>
     </w:p>
     <w:p>

--- a/Arquitectura de Sistemas Computacionales/Kit docente/Clase 11/Guion Docente Clase 11 - Avance del proyecto final.docx
+++ b/Arquitectura de Sistemas Computacionales/Kit docente/Clase 11/Guion Docente Clase 11 - Avance del proyecto final.docx
@@ -634,6 +634,24 @@
       </w:r>
     </w:p>
     <w:p>
+      <w:r>
+        <w:rPr>
+          <w:b/>
+          <w:color w:val="4A4A49"/>
+          <w:sz w:val="22"/>
+        </w:rPr>
+        <w:t>[Slide 21] El C4 Component: por dentro de la API</w:t>
+      </w:r>
+      <w:r>
+        <w:rPr>
+          <w:b w:val="0"/>
+          <w:color w:val="4A4A49"/>
+          <w:sz w:val="22"/>
+        </w:rPr>
+        <w:t xml:space="preserve"> — 17 vinetas.</w:t>
+      </w:r>
+    </w:p>
+    <w:p>
       <w:pPr>
         <w:spacing w:before="200" w:after="60"/>
       </w:pPr>
@@ -953,6 +971,19 @@
           <w:color w:val="4A4A49"/>
           <w:sz w:val="22"/>
         </w:rPr>
+        <w:t>El C4 Component: por dentro de la API</w:t>
+      </w:r>
+    </w:p>
+    <w:p>
+      <w:pPr>
+        <w:pStyle w:val="ListNumber"/>
+      </w:pPr>
+      <w:r>
+        <w:rPr>
+          <w:b w:val="0"/>
+          <w:color w:val="4A4A49"/>
+          <w:sz w:val="22"/>
+        </w:rPr>
         <w:t>Herramientas de hoy</w:t>
       </w:r>
     </w:p>
@@ -1044,7 +1075,7 @@
           <w:color w:val="1A1C1D"/>
           <w:sz w:val="32"/>
         </w:rPr>
-        <w:t>0–10 · Encuadre PI · [Slide 2][Slide 3][Slide 23]</w:t>
+        <w:t>0–10 · Encuadre PI · [Slide 2][Slide 3][Slide 24]</w:t>
       </w:r>
     </w:p>
     <w:p>
@@ -1277,7 +1308,7 @@
           <w:color w:val="1A1C1D"/>
           <w:sz w:val="32"/>
         </w:rPr>
-        <w:t>40–55 · Demo en vivo · [Slide 22]</w:t>
+        <w:t>40–55 · Demo en vivo · [Slide 23]</w:t>
       </w:r>
     </w:p>
     <w:p>
@@ -1428,7 +1459,7 @@
           <w:color w:val="4A4A49"/>
           <w:sz w:val="22"/>
         </w:rPr>
-        <w:t xml:space="preserve"> [Slide 22] — es el paso que el estudiante no adivina: pasa el boceto a codigo Mermaid con ayuda de una IA, pegalo en la pregunta de diagrama y muestralo renderizado.</w:t>
+        <w:t xml:space="preserve"> [Slide 23] — es el paso que el estudiante no adivina: pasa el boceto a codigo Mermaid con ayuda de una IA, pegalo en la pregunta de diagrama y muestralo renderizado.</w:t>
       </w:r>
     </w:p>
     <w:p>
@@ -1560,7 +1591,7 @@
           <w:color w:val="1A1C1D"/>
           <w:sz w:val="32"/>
         </w:rPr>
-        <w:t>55–100 · Taller guiado PI (individual · equipos de 2–3 solo si tú los autorizaste) · [Slide 24]</w:t>
+        <w:t>55–100 · Taller guiado PI (individual · equipos de 2–3 solo si tú los autorizaste) · [Slide 25]</w:t>
       </w:r>
     </w:p>
     <w:p>
@@ -1701,7 +1732,7 @@
           <w:color w:val="1A1C1D"/>
           <w:sz w:val="32"/>
         </w:rPr>
-        <w:t>115–120 · Cierre · [Slide 26]</w:t>
+        <w:t>115–120 · Cierre · [Slide 27]</w:t>
       </w:r>
     </w:p>
     <w:p>

--- a/Arquitectura de Sistemas Computacionales/Kit docente/Clase 11/Guion Docente Clase 11 - Avance del proyecto final.docx
+++ b/Arquitectura de Sistemas Computacionales/Kit docente/Clase 11/Guion Docente Clase 11 - Avance del proyecto final.docx
@@ -222,7 +222,7 @@
           <w:color w:val="4A4A49"/>
           <w:sz w:val="22"/>
         </w:rPr>
-        <w:t xml:space="preserve"> draw.io · GitHub · Google Docs</w:t>
+        <w:t xml:space="preserve"> Navegador · editores de diagramas y de texto del curso</w:t>
       </w:r>
     </w:p>
     <w:p>
@@ -997,7 +997,7 @@
           <w:color w:val="4A4A49"/>
           <w:sz w:val="22"/>
         </w:rPr>
-        <w:t>Del boceto a ExamLab (diagrama)</w:t>
+        <w:t>Del boceto a la plataforma del curso (diagrama)</w:t>
       </w:r>
     </w:p>
     <w:p>
@@ -1326,7 +1326,7 @@
           <w:color w:val="4A4A49"/>
           <w:sz w:val="22"/>
         </w:rPr>
-        <w:t>draw.io · GitHub · Google Docs</w:t>
+        <w:t>Navegador · editores de diagramas y de texto del curso</w:t>
       </w:r>
       <w:r>
         <w:rPr>
@@ -1451,7 +1451,7 @@
           <w:color w:val="4A4A49"/>
           <w:sz w:val="22"/>
         </w:rPr>
-        <w:t>Cierra la demo dentro de ExamLab</w:t>
+        <w:t>Cierra la demo en la plataforma del curso</w:t>
       </w:r>
       <w:r>
         <w:rPr>
@@ -1549,7 +1549,7 @@
           <w:color w:val="4A4A49"/>
           <w:sz w:val="22"/>
         </w:rPr>
-        <w:t>3. Pega y renderiza en ExamLab</w:t>
+        <w:t>3. Pega y renderiza en la plataforma del curso</w:t>
       </w:r>
       <w:r>
         <w:rPr>
@@ -1557,7 +1557,7 @@
           <w:color w:val="4A4A49"/>
           <w:sz w:val="22"/>
         </w:rPr>
-        <w:t xml:space="preserve"> Pega ese codigo en la caja de texto de la pregunta y mira como lo dibuja la plataforma. Si no renderiza, corrige ahi mismo: lo que se califica es el diagrama renderizado dentro de ExamLab.</w:t>
+        <w:t xml:space="preserve"> Pega ese codigo en la caja de texto de la pregunta y mira como lo dibuja la plataforma. Si no renderiza, corrige ahi mismo: lo que se califica es el diagrama renderizado dentro de la plataforma del curso.</w:t>
       </w:r>
     </w:p>
     <w:p>
@@ -1762,7 +1762,7 @@
           <w:color w:val="4A4A49"/>
           <w:sz w:val="22"/>
         </w:rPr>
-        <w:t>Entrega domingo 23:59 en ExamLab. Siguiente hito del PI según el plan.»</w:t>
+        <w:t>Entrega domingo 23:59 en la plataforma del curso. Siguiente hito del PI según el plan.»</w:t>
       </w:r>
     </w:p>
     <w:p>
@@ -1814,7 +1814,7 @@
           <w:color w:val="4A4A49"/>
           <w:sz w:val="22"/>
         </w:rPr>
-        <w:t>Paso 3: escriban en ExamLab el diagrama C4Component del interior de la API con 5 componentes y sus relaciones hacia la base de datos, la cola y el proveedor de identidad, verificando al renderizar que ningun componente sea un contenedor de la Clase 4 disfrazado y que el contenedor contenedor de la frontera se llame igual que en el C4Container.</w:t>
+        <w:t>Paso 3: escriban en la plataforma del curso el diagrama C4Component del interior de la API con 5 componentes y sus relaciones hacia la base de datos, la cola y el proveedor de identidad, verificando al renderizar que ningun componente sea un contenedor de la Clase 4 disfrazado y que el contenedor contenedor de la frontera se llame igual que en el C4Container.</w:t>
       </w:r>
     </w:p>
     <w:p>
@@ -1840,7 +1840,7 @@
           <w:color w:val="4A4A49"/>
           <w:sz w:val="22"/>
         </w:rPr>
-        <w:t>Paso 5: empaqueten el ZIP o el repositorio con los diagramas, el Dockerfile, el ci.yml y el informe al 60 por ciento, y suban las 5 preguntas a ExamLab (modulo Talleres) antes del domingo 23:59, verificando que el paquete se pueda abrir en otra maquina y que el informe enlace cada evidencia por su ruta dentro del paquete.</w:t>
+        <w:t>Paso 5: empaqueten el ZIP o el repositorio con los diagramas, el Dockerfile, el ci.yml y el informe al 60 por ciento, y suban las 5 preguntas a la plataforma del curso (modulo Talleres) antes del domingo 23:59, verificando que el paquete se pueda abrir en otra maquina y que el informe enlace cada evidencia por su ruta dentro del paquete.</w:t>
       </w:r>
     </w:p>
     <w:p>
@@ -2179,7 +2179,7 @@
           <w:color w:val="4A4A49"/>
           <w:sz w:val="18"/>
         </w:rPr>
-        <w:t>1) Abre draw.io · GitHub · Google Docs y repite la demo de este guion.  2) Captura solo la ventana útil, no el escritorio completo.  3) Recorta a ~1200 px de ancho.  4) Guárdala como Kit docente/Clase 11/Capturas/demo-clase11.png.  5) Vuelve a generar el guion y la imagen queda embebida aquí sola. Detalle en Capturas/README.txt.</w:t>
+        <w:t>1) Abre Navegador · editores de diagramas y de texto del curso y repite la demo de este guion.  2) Captura solo la ventana útil, no el escritorio completo.  3) Recorta a ~1200 px de ancho.  4) Guárdala como Kit docente/Clase 11/Capturas/demo-clase11.png.  5) Vuelve a generar el guion y la imagen queda embebida aquí sola. Detalle en Capturas/README.txt.</w:t>
       </w:r>
     </w:p>
     <w:p>
@@ -2248,7 +2248,7 @@
           <w:color w:val="4A4A49"/>
           <w:sz w:val="22"/>
         </w:rPr>
-        <w:t>Plataforma de entrega: ExamLab (https://uniaj.examlab.workers.dev/). No es la plataforma oficial de la UNIAJC; la universidad no tiene campus virtual propio.</w:t>
+        <w:t>Plataforma de entrega: la plataforma del curso (la plataforma del curso). No es la plataforma oficial de la UNIAJC; la universidad no tiene campus virtual propio.</w:t>
       </w:r>
     </w:p>
     <w:p>

--- a/Arquitectura de Sistemas Computacionales/Kit docente/Clase 11/Guion Docente Clase 11 - Avance del proyecto final.docx
+++ b/Arquitectura de Sistemas Computacionales/Kit docente/Clase 11/Guion Docente Clase 11 - Avance del proyecto final.docx
@@ -284,7 +284,7 @@
           <w:color w:val="4A4A49"/>
           <w:sz w:val="22"/>
         </w:rPr>
-        <w:t>[Slide 7] La teoria propia del dia: que es una revision de arquitectura (1/2)</w:t>
+        <w:t>[Slide 5] La teoria propia del dia: que es una revision de arquitectura (1/2)</w:t>
       </w:r>
       <w:r>
         <w:rPr>
@@ -315,7 +315,7 @@
           <w:color w:val="4A4A49"/>
           <w:sz w:val="22"/>
         </w:rPr>
-        <w:t>[Slide 8] La teoria propia del dia: que es una revision de arquitectura (2/2)</w:t>
+        <w:t>[Slide 6] La teoria propia del dia: que es una revision de arquitectura (2/2)</w:t>
       </w:r>
       <w:r>
         <w:rPr>
@@ -333,7 +333,7 @@
           <w:color w:val="4A4A49"/>
           <w:sz w:val="22"/>
         </w:rPr>
-        <w:t>[Slide 9] El insumo: las seis piezas del paquete CloudLite v1</w:t>
+        <w:t>[Slide 7] El insumo: las seis piezas del paquete CloudLite v1</w:t>
       </w:r>
       <w:r>
         <w:rPr>
@@ -364,7 +364,7 @@
           <w:color w:val="4A4A49"/>
           <w:sz w:val="22"/>
         </w:rPr>
-        <w:t>[Slide 10] Las cinco preguntas de coherencia, en orden (1/2)</w:t>
+        <w:t>[Slide 8] Las cinco preguntas de coherencia, en orden (1/2)</w:t>
       </w:r>
       <w:r>
         <w:rPr>
@@ -382,7 +382,7 @@
           <w:color w:val="4A4A49"/>
           <w:sz w:val="22"/>
         </w:rPr>
-        <w:t>[Slide 11] Las cinco preguntas de coherencia, en orden (2/2)</w:t>
+        <w:t>[Slide 9] Las cinco preguntas de coherencia, en orden (2/2)</w:t>
       </w:r>
       <w:r>
         <w:rPr>
@@ -400,7 +400,7 @@
           <w:color w:val="4A4A49"/>
           <w:sz w:val="22"/>
         </w:rPr>
-        <w:t>[Slide 12] Scope creep y arquitectura de papel: las dos patologias con nombre propio (1/2)</w:t>
+        <w:t>[Slide 10] Scope creep y arquitectura de papel: las dos patologias con nombre propio (1/2)</w:t>
       </w:r>
       <w:r>
         <w:rPr>
@@ -444,7 +444,7 @@
           <w:color w:val="4A4A49"/>
           <w:sz w:val="22"/>
         </w:rPr>
-        <w:t>[Slide 13] Scope creep y arquitectura de papel: las dos patologias con nombre propio (2/2)</w:t>
+        <w:t>[Slide 11] Scope creep y arquitectura de papel: las dos patologias con nombre propio (2/2)</w:t>
       </w:r>
       <w:r>
         <w:rPr>
@@ -462,7 +462,7 @@
           <w:color w:val="4A4A49"/>
           <w:sz w:val="22"/>
         </w:rPr>
-        <w:t>[Slide 14] Retroalimentacion accionable: observacion, evidencia, impacto y accion con fecha (1/2)</w:t>
+        <w:t>[Slide 12] Retroalimentacion accionable: observacion, evidencia, impacto y accion con fecha (1/2)</w:t>
       </w:r>
       <w:r>
         <w:rPr>
@@ -506,7 +506,7 @@
           <w:color w:val="4A4A49"/>
           <w:sz w:val="22"/>
         </w:rPr>
-        <w:t>[Slide 15] Retroalimentacion accionable: observacion, evidencia, impacto y accion con fecha (2/2)</w:t>
+        <w:t>[Slide 13] Retroalimentacion accionable: observacion, evidencia, impacto y accion con fecha (2/2)</w:t>
       </w:r>
       <w:r>
         <w:rPr>
@@ -524,7 +524,7 @@
           <w:color w:val="4A4A49"/>
           <w:sz w:val="22"/>
         </w:rPr>
-        <w:t>[Slide 16] El semaforo: el umbral que decide si el proyecto va a tiempo (1/2)</w:t>
+        <w:t>[Slide 14] El semaforo: el umbral que decide si el proyecto va a tiempo (1/2)</w:t>
       </w:r>
       <w:r>
         <w:rPr>
@@ -542,7 +542,7 @@
           <w:color w:val="4A4A49"/>
           <w:sz w:val="22"/>
         </w:rPr>
-        <w:t>[Slide 17] El semaforo: el umbral que decide si el proyecto va a tiempo (2/2)</w:t>
+        <w:t>[Slide 15] El semaforo: el umbral que decide si el proyecto va a tiempo (2/2)</w:t>
       </w:r>
       <w:r>
         <w:rPr>
@@ -560,7 +560,7 @@
           <w:color w:val="4A4A49"/>
           <w:sz w:val="22"/>
         </w:rPr>
-        <w:t>[Slide 18] Preguntas frecuentes y cierre conceptual () (1/3)</w:t>
+        <w:t>[Slide 16] Preguntas frecuentes y cierre conceptual () (1/3)</w:t>
       </w:r>
       <w:r>
         <w:rPr>
@@ -604,7 +604,7 @@
           <w:color w:val="4A4A49"/>
           <w:sz w:val="22"/>
         </w:rPr>
-        <w:t>[Slide 19] Preguntas frecuentes y cierre conceptual () (2/3)</w:t>
+        <w:t>[Slide 17] Preguntas frecuentes y cierre conceptual () (2/3)</w:t>
       </w:r>
       <w:r>
         <w:rPr>
@@ -622,7 +622,7 @@
           <w:color w:val="4A4A49"/>
           <w:sz w:val="22"/>
         </w:rPr>
-        <w:t>[Slide 20] Preguntas frecuentes y cierre conceptual () (3/3)</w:t>
+        <w:t>[Slide 18] Preguntas frecuentes y cierre conceptual () (3/3)</w:t>
       </w:r>
       <w:r>
         <w:rPr>
@@ -640,7 +640,7 @@
           <w:color w:val="4A4A49"/>
           <w:sz w:val="22"/>
         </w:rPr>
-        <w:t>[Slide 21] El C4 Component: por dentro de la API</w:t>
+        <w:t>[Slide 19] El C4 Component: por dentro de la API</w:t>
       </w:r>
       <w:r>
         <w:rPr>
@@ -750,33 +750,7 @@
           <w:color w:val="4A4A49"/>
           <w:sz w:val="22"/>
         </w:rPr>
-        <w:t>Checklist de avance (obligatorio)</w:t>
-      </w:r>
-    </w:p>
-    <w:p>
-      <w:pPr>
-        <w:pStyle w:val="ListNumber"/>
-      </w:pPr>
-      <w:r>
-        <w:rPr>
-          <w:b w:val="0"/>
-          <w:color w:val="4A4A49"/>
-          <w:sz w:val="22"/>
-        </w:rPr>
         <w:t>Errores frecuentes a corregir</w:t>
-      </w:r>
-    </w:p>
-    <w:p>
-      <w:pPr>
-        <w:pStyle w:val="ListNumber"/>
-      </w:pPr>
-      <w:r>
-        <w:rPr>
-          <w:b w:val="0"/>
-          <w:color w:val="4A4A49"/>
-          <w:sz w:val="22"/>
-        </w:rPr>
-        <w:t>Rúbrica (recordatorio)</w:t>
       </w:r>
     </w:p>
     <w:p>
@@ -984,72 +958,7 @@
           <w:color w:val="4A4A49"/>
           <w:sz w:val="22"/>
         </w:rPr>
-        <w:t>Herramientas de hoy</w:t>
-      </w:r>
-    </w:p>
-    <w:p>
-      <w:pPr>
-        <w:pStyle w:val="ListNumber"/>
-      </w:pPr>
-      <w:r>
-        <w:rPr>
-          <w:b w:val="0"/>
-          <w:color w:val="4A4A49"/>
-          <w:sz w:val="22"/>
-        </w:rPr>
-        <w:t>Del boceto a la plataforma del curso (diagrama)</w:t>
-      </w:r>
-    </w:p>
-    <w:p>
-      <w:pPr>
-        <w:pStyle w:val="ListNumber"/>
-      </w:pPr>
-      <w:r>
-        <w:rPr>
-          <w:b w:val="0"/>
-          <w:color w:val="4A4A49"/>
-          <w:sz w:val="22"/>
-        </w:rPr>
-        <w:t>PI CloudLite — entregable de hoy</w:t>
-      </w:r>
-    </w:p>
-    <w:p>
-      <w:pPr>
-        <w:pStyle w:val="ListNumber"/>
-      </w:pPr>
-      <w:r>
-        <w:rPr>
-          <w:b w:val="0"/>
-          <w:color w:val="4A4A49"/>
-          <w:sz w:val="22"/>
-        </w:rPr>
-        <w:t>Manos a la obra (paso a paso)</w:t>
-      </w:r>
-    </w:p>
-    <w:p>
-      <w:pPr>
-        <w:pStyle w:val="ListNumber"/>
-      </w:pPr>
-      <w:r>
-        <w:rPr>
-          <w:b w:val="0"/>
-          <w:color w:val="4A4A49"/>
-          <w:sz w:val="22"/>
-        </w:rPr>
-        <w:t>Para continuar (PI)</w:t>
-      </w:r>
-    </w:p>
-    <w:p>
-      <w:pPr>
-        <w:pStyle w:val="ListNumber"/>
-      </w:pPr>
-      <w:r>
-        <w:rPr>
-          <w:b w:val="0"/>
-          <w:color w:val="4A4A49"/>
-          <w:sz w:val="22"/>
-        </w:rPr>
-        <w:t>Clase 11 · PI en movimiento</w:t>
+        <w:t>Clase 11 · cierre conceptual</w:t>
       </w:r>
     </w:p>
     <w:p>
@@ -1075,7 +984,7 @@
           <w:color w:val="1A1C1D"/>
           <w:sz w:val="32"/>
         </w:rPr>
-        <w:t>0–10 · Encuadre PI · [Slide 2][Slide 3][Slide 24]</w:t>
+        <w:t>0–10 · Encuadre PI · [Slide 2][Slide 3]</w:t>
       </w:r>
     </w:p>
     <w:p>
@@ -1164,28 +1073,7 @@
           <w:color w:val="4A4A49"/>
           <w:sz w:val="22"/>
         </w:rPr>
-        <w:t>Cubre estos conceptos, en este orden, ~10 min cada uno, con su diapositiva:</w:t>
-      </w:r>
-    </w:p>
-    <w:p>
-      <w:pPr>
-        <w:pStyle w:val="ListBullet"/>
-      </w:pPr>
-      <w:r>
-        <w:rPr>
-          <w:b/>
-          <w:color w:val="4A4A49"/>
-          <w:sz w:val="22"/>
-        </w:rPr>
-        <w:t>Checklist de avance (obligatorio)</w:t>
-      </w:r>
-      <w:r>
-        <w:rPr>
-          <w:b w:val="0"/>
-          <w:color w:val="4A4A49"/>
-          <w:sz w:val="22"/>
-        </w:rPr>
-        <w:t xml:space="preserve"> · [Slide 4]</w:t>
+        <w:t>Cubre estos conceptos, en este orden, ~30 min cada uno, con su diapositiva:</w:t>
       </w:r>
     </w:p>
     <w:p>
@@ -1206,28 +1094,7 @@
           <w:color w:val="4A4A49"/>
           <w:sz w:val="22"/>
         </w:rPr>
-        <w:t xml:space="preserve"> · [Slide 5]</w:t>
-      </w:r>
-    </w:p>
-    <w:p>
-      <w:pPr>
-        <w:pStyle w:val="ListBullet"/>
-      </w:pPr>
-      <w:r>
-        <w:rPr>
-          <w:b/>
-          <w:color w:val="4A4A49"/>
-          <w:sz w:val="22"/>
-        </w:rPr>
-        <w:t>Rúbrica (recordatorio)</w:t>
-      </w:r>
-      <w:r>
-        <w:rPr>
-          <w:b w:val="0"/>
-          <w:color w:val="4A4A49"/>
-          <w:sz w:val="22"/>
-        </w:rPr>
-        <w:t xml:space="preserve"> · [Slide 6]</w:t>
+        <w:t xml:space="preserve"> · [Slide 4]</w:t>
       </w:r>
     </w:p>
     <w:p>
@@ -1308,7 +1175,7 @@
           <w:color w:val="1A1C1D"/>
           <w:sz w:val="32"/>
         </w:rPr>
-        <w:t>40–55 · Demo en vivo · [Slide 23]</w:t>
+        <w:t>40–55 · Demo en vivo</w:t>
       </w:r>
     </w:p>
     <w:p>
@@ -1451,7 +1318,7 @@
           <w:color w:val="4A4A49"/>
           <w:sz w:val="22"/>
         </w:rPr>
-        <w:t>Cierra la demo en la plataforma del curso</w:t>
+        <w:t>Si se hace el taller, cierra la demo en la plataforma del curso</w:t>
       </w:r>
       <w:r>
         <w:rPr>
@@ -1459,7 +1326,24 @@
           <w:color w:val="4A4A49"/>
           <w:sz w:val="22"/>
         </w:rPr>
-        <w:t xml:space="preserve"> [Slide 23] — es el paso que el estudiante no adivina: pasa el boceto a codigo Mermaid con ayuda de una IA, pegalo en la pregunta de diagrama y muestralo renderizado.</w:t>
+        <w:t xml:space="preserve"> (sin diapositiva: el flujo está en el </w:t>
+      </w:r>
+      <w:r>
+        <w:rPr>
+          <w:rFonts w:ascii="Consolas" w:hAnsi="Consolas"/>
+          <w:b w:val="0"/>
+          <w:color w:val="111111"/>
+          <w:sz w:val="21"/>
+        </w:rPr>
+        <w:t>Taller … .docx</w:t>
+      </w:r>
+      <w:r>
+        <w:rPr>
+          <w:b w:val="0"/>
+          <w:color w:val="4A4A49"/>
+          <w:sz w:val="22"/>
+        </w:rPr>
+        <w:t>) — es el paso que el estudiante no adivina: pasa el boceto a codigo Mermaid con ayuda de una IA, pegalo en la pregunta de diagrama y muestralo renderizado.</w:t>
       </w:r>
     </w:p>
     <w:p>
@@ -1591,7 +1475,7 @@
           <w:color w:val="1A1C1D"/>
           <w:sz w:val="32"/>
         </w:rPr>
-        <w:t>55–100 · Taller guiado PI (individual · equipos de 2–3 solo si tú los autorizaste) · [Slide 25]</w:t>
+        <w:t>55–100 · Taller guiado PI (individual · equipos de 2–3 solo si tú los autorizaste) · opcional · sin diapositiva</w:t>
       </w:r>
     </w:p>
     <w:p>
@@ -1601,7 +1485,59 @@
           <w:color w:val="4A4A49"/>
           <w:sz w:val="22"/>
         </w:rPr>
-        <w:t>Proyecta la lista de pasos del taller del estudiante (está en la sección «Actividad / taller» de este guion).</w:t>
+        <w:t xml:space="preserve">El taller es </w:t>
+      </w:r>
+      <w:r>
+        <w:rPr>
+          <w:b/>
+          <w:color w:val="4A4A49"/>
+          <w:sz w:val="22"/>
+        </w:rPr>
+        <w:t>opcional</w:t>
+      </w:r>
+      <w:r>
+        <w:rPr>
+          <w:b w:val="0"/>
+          <w:color w:val="4A4A49"/>
+          <w:sz w:val="22"/>
+        </w:rPr>
+        <w:t xml:space="preserve"> y ya no está en el deck: si se hace hoy, comparte el </w:t>
+      </w:r>
+      <w:r>
+        <w:rPr>
+          <w:rFonts w:ascii="Consolas" w:hAnsi="Consolas"/>
+          <w:b w:val="0"/>
+          <w:color w:val="111111"/>
+          <w:sz w:val="21"/>
+        </w:rPr>
+        <w:t>Taller … .docx</w:t>
+      </w:r>
+      <w:r>
+        <w:rPr>
+          <w:b w:val="0"/>
+          <w:color w:val="4A4A49"/>
+          <w:sz w:val="22"/>
+        </w:rPr>
+        <w:t xml:space="preserve"> de</w:t>
+      </w:r>
+    </w:p>
+    <w:p>
+      <w:r>
+        <w:rPr>
+          <w:rFonts w:ascii="Consolas" w:hAnsi="Consolas"/>
+          <w:b w:val="0"/>
+          <w:color w:val="111111"/>
+          <w:sz w:val="21"/>
+        </w:rPr>
+        <w:t>Clases/Clase 11 - Avance del proyecto final/</w:t>
+      </w:r>
+      <w:r>
+        <w:rPr>
+          <w:b w:val="0"/>
+          <w:color w:val="4A4A49"/>
+          <w:sz w:val="22"/>
+        </w:rPr>
+        <w:t xml:space="preserve"> (los pasos también están en la sección «Actividad / taller» de este guion).</w:t>
       </w:r>
     </w:p>
     <w:p>
@@ -1732,7 +1668,7 @@
           <w:color w:val="1A1C1D"/>
           <w:sz w:val="32"/>
         </w:rPr>
-        <w:t>115–120 · Cierre · [Slide 27]</w:t>
+        <w:t>115–120 · Cierre · [Slide 20]</w:t>
       </w:r>
     </w:p>
     <w:p>

--- a/Arquitectura de Sistemas Computacionales/Kit docente/Clase 11/Guion Docente Clase 11 - Avance del proyecto final.docx
+++ b/Arquitectura de Sistemas Computacionales/Kit docente/Clase 11/Guion Docente Clase 11 - Avance del proyecto final.docx
@@ -560,7 +560,7 @@
           <w:color w:val="4A4A49"/>
           <w:sz w:val="22"/>
         </w:rPr>
-        <w:t>[Slide 16] Preguntas frecuentes y cierre conceptual () (1/3)</w:t>
+        <w:t>[Slide 16] Preguntas frecuentes y cierre conceptual () (1/2)</w:t>
       </w:r>
       <w:r>
         <w:rPr>
@@ -568,7 +568,7 @@
           <w:color w:val="4A4A49"/>
           <w:sz w:val="22"/>
         </w:rPr>
-        <w:t xml:space="preserve"> — 4 vinetas.</w:t>
+        <w:t xml:space="preserve"> — 3 vinetas.</w:t>
       </w:r>
     </w:p>
     <w:p>
@@ -598,21 +598,42 @@
       </w:r>
     </w:p>
     <w:p>
-      <w:r>
-        <w:rPr>
-          <w:b/>
-          <w:color w:val="4A4A49"/>
-          <w:sz w:val="22"/>
-        </w:rPr>
-        <w:t>[Slide 17] Preguntas frecuentes y cierre conceptual () (2/3)</w:t>
-      </w:r>
+      <w:pPr>
+        <w:pStyle w:val="ListBullet2"/>
+      </w:pPr>
       <w:r>
         <w:rPr>
           <w:b w:val="0"/>
           <w:color w:val="4A4A49"/>
           <w:sz w:val="22"/>
         </w:rPr>
-        <w:t xml:space="preserve"> — 5 vinetas.</w:t>
+        <w:t>(Sobre la actividad, no se proyecta) La primera es si esto se califica; la respuesta honesta es que este checkpoint no es la sustentacion final, que ocurre en la Clase 15, ni el Parcial 3, que es la evaluacion escrita de la Clase 14, y que hoy se registra estado y compromisos, pero el acta es el insumo con el que se mirara la entrega final: un gap senalado hoy y no cerrado pesa mucho mas que uno que aparecio despues.</w:t>
+      </w:r>
+    </w:p>
+    <w:p>
+      <w:pPr>
+        <w:pStyle w:val="ListBullet2"/>
+      </w:pPr>
+      <w:r>
+        <w:rPr>
+          <w:b w:val="0"/>
+          <w:color w:val="4A4A49"/>
+          <w:sz w:val="22"/>
+        </w:rPr>
+        <w:t>(Sobre la actividad, no se proyecta) La segunda es por que revisa un companero si el que califica es el docente, y la respuesta es que la revision por pares es practica estandar en la industria y que su valor no esta en el juicio del par sino en la obligacion de explicar; ademas el par pregunta lo que el docente ya asume, y esas son justo las preguntas que llegan en un Q&amp;A real.</w:t>
+      </w:r>
+    </w:p>
+    <w:p>
+      <w:pPr>
+        <w:pStyle w:val="ListBullet2"/>
+      </w:pPr>
+      <w:r>
+        <w:rPr>
+          <w:b w:val="0"/>
+          <w:color w:val="4A4A49"/>
+          <w:sz w:val="22"/>
+        </w:rPr>
+        <w:t>(Sobre la actividad, no se proyecta) La tercera, la mas delicada, es si cambiar el diagrama ahora significa perder el trabajo hecho, y la respuesta debe ser tajante: no, porque el artefacto no es el entregable, la decision documentada lo es; un diagrama corregido con una nota de por que cambio vale mas que uno intacto, y ese cambio justificado es exactamente lo que un ADR registra.</w:t>
       </w:r>
     </w:p>
     <w:p>
@@ -622,7 +643,7 @@
           <w:color w:val="4A4A49"/>
           <w:sz w:val="22"/>
         </w:rPr>
-        <w:t>[Slide 18] Preguntas frecuentes y cierre conceptual () (3/3)</w:t>
+        <w:t>[Slide 17] Preguntas frecuentes y cierre conceptual () (2/2)</w:t>
       </w:r>
       <w:r>
         <w:rPr>
@@ -640,7 +661,7 @@
           <w:color w:val="4A4A49"/>
           <w:sz w:val="22"/>
         </w:rPr>
-        <w:t>[Slide 19] El C4 Component: por dentro de la API</w:t>
+        <w:t>[Slide 18] El C4 Component: por dentro de la API</w:t>
       </w:r>
       <w:r>
         <w:rPr>
@@ -906,7 +927,7 @@
           <w:color w:val="4A4A49"/>
           <w:sz w:val="22"/>
         </w:rPr>
-        <w:t>Preguntas frecuentes y cierre conceptual () (1/3)</w:t>
+        <w:t>Preguntas frecuentes y cierre conceptual () (1/2)</w:t>
       </w:r>
     </w:p>
     <w:p>
@@ -919,20 +940,7 @@
           <w:color w:val="4A4A49"/>
           <w:sz w:val="22"/>
         </w:rPr>
-        <w:t>Preguntas frecuentes y cierre conceptual () (2/3)</w:t>
-      </w:r>
-    </w:p>
-    <w:p>
-      <w:pPr>
-        <w:pStyle w:val="ListNumber"/>
-      </w:pPr>
-      <w:r>
-        <w:rPr>
-          <w:b w:val="0"/>
-          <w:color w:val="4A4A49"/>
-          <w:sz w:val="22"/>
-        </w:rPr>
-        <w:t>Preguntas frecuentes y cierre conceptual () (3/3)</w:t>
+        <w:t>Preguntas frecuentes y cierre conceptual () (2/2)</w:t>
       </w:r>
     </w:p>
     <w:p>
@@ -946,6 +954,19 @@
           <w:sz w:val="22"/>
         </w:rPr>
         <w:t>El C4 Component: por dentro de la API</w:t>
+      </w:r>
+    </w:p>
+    <w:p>
+      <w:pPr>
+        <w:pStyle w:val="ListNumber"/>
+      </w:pPr>
+      <w:r>
+        <w:rPr>
+          <w:b w:val="0"/>
+          <w:color w:val="4A4A49"/>
+          <w:sz w:val="22"/>
+        </w:rPr>
+        <w:t>Del boceto al código Mermaid</w:t>
       </w:r>
     </w:p>
     <w:p>
@@ -1175,7 +1196,7 @@
           <w:color w:val="1A1C1D"/>
           <w:sz w:val="32"/>
         </w:rPr>
-        <w:t>40–55 · Demo en vivo</w:t>
+        <w:t>40–55 · Demo en vivo · [Slide 19]</w:t>
       </w:r>
     </w:p>
     <w:p>

--- a/Arquitectura de Sistemas Computacionales/Kit docente/Clase 11/Guion Docente Clase 11 - Avance del proyecto final.docx
+++ b/Arquitectura de Sistemas Computacionales/Kit docente/Clase 11/Guion Docente Clase 11 - Avance del proyecto final.docx
@@ -292,7 +292,7 @@
           <w:color w:val="4A4A49"/>
           <w:sz w:val="22"/>
         </w:rPr>
-        <w:t xml:space="preserve"> — 3 vinetas.</w:t>
+        <w:t xml:space="preserve"> — 4 vinetas.</w:t>
       </w:r>
     </w:p>
     <w:p>
@@ -323,7 +323,7 @@
           <w:color w:val="4A4A49"/>
           <w:sz w:val="22"/>
         </w:rPr>
-        <w:t xml:space="preserve"> — 2 vinetas.</w:t>
+        <w:t xml:space="preserve"> — 4 vinetas.</w:t>
       </w:r>
     </w:p>
     <w:p>

--- a/Arquitectura de Sistemas Computacionales/Kit docente/Clase 11/Guion Docente Clase 11 - Avance del proyecto final.docx
+++ b/Arquitectura de Sistemas Computacionales/Kit docente/Clase 11/Guion Docente Clase 11 - Avance del proyecto final.docx
@@ -305,7 +305,20 @@
           <w:color w:val="4A4A49"/>
           <w:sz w:val="22"/>
         </w:rPr>
-        <w:t>Hoy el docente no dicta, audita, y el estudiante no aprende un concepto, demuestra que los que ya tiene forman un sistema.</w:t>
+        <w:t>(No se proyecta) Esta clase no introduce teoria de un tema tecnico nuevo, y eso es deliberado, pero si tiene teoria propia: la teoria de la revision y la evaluacion.</w:t>
+      </w:r>
+    </w:p>
+    <w:p>
+      <w:pPr>
+        <w:pStyle w:val="ListBullet2"/>
+      </w:pPr>
+      <w:r>
+        <w:rPr>
+          <w:b w:val="0"/>
+          <w:color w:val="4A4A49"/>
+          <w:sz w:val="22"/>
+        </w:rPr>
+        <w:t>(No se proyecta) Hoy el docente no dicta, audita, y el estudiante no aprende un concepto, demuestra que los que ya tiene forman un sistema.</w:t>
       </w:r>
     </w:p>
     <w:p>
@@ -323,7 +336,7 @@
           <w:color w:val="4A4A49"/>
           <w:sz w:val="22"/>
         </w:rPr>
-        <w:t xml:space="preserve"> — 4 vinetas.</w:t>
+        <w:t xml:space="preserve"> — 3 vinetas.</w:t>
       </w:r>
     </w:p>
     <w:p>
@@ -341,7 +354,7 @@
           <w:color w:val="4A4A49"/>
           <w:sz w:val="22"/>
         </w:rPr>
-        <w:t xml:space="preserve"> — 4 vinetas.</w:t>
+        <w:t xml:space="preserve"> — 3 vinetas.</w:t>
       </w:r>
     </w:p>
     <w:p>
@@ -358,21 +371,29 @@
       </w:r>
     </w:p>
     <w:p>
-      <w:r>
-        <w:rPr>
-          <w:b/>
-          <w:color w:val="4A4A49"/>
-          <w:sz w:val="22"/>
-        </w:rPr>
-        <w:t>[Slide 8] Las cinco preguntas de coherencia, en orden (1/2)</w:t>
-      </w:r>
+      <w:pPr>
+        <w:pStyle w:val="ListBullet2"/>
+      </w:pPr>
       <w:r>
         <w:rPr>
           <w:b w:val="0"/>
           <w:color w:val="4A4A49"/>
           <w:sz w:val="22"/>
         </w:rPr>
-        <w:t xml:space="preserve"> — 5 vinetas.</w:t>
+        <w:t>(No se proyecta) El insumo es el paquete CloudLite v1, que a estas alturas debe tener seis piezas producidas antes: el C4 de Contexto de la Clase 1, el C4 de Contenedores de la Clase 4, el modelo de amenazas con controles de la Clase 6, el diagrama de despliegue con zonas publica y privada de la Clase 7, el workflow de GitHub Actions y las metricas de monitoreo de la Clase 8, y la tabla de costos con drivers y right-sizing de la Clase 10.</w:t>
+      </w:r>
+    </w:p>
+    <w:p>
+      <w:pPr>
+        <w:pStyle w:val="ListBullet2"/>
+      </w:pPr>
+      <w:r>
+        <w:rPr>
+          <w:b w:val="0"/>
+          <w:color w:val="4A4A49"/>
+          <w:sz w:val="22"/>
+        </w:rPr>
+        <w:t>(No se proyecta) No es una formalidad burocratica, es el unico detector confiable de que el estudiante penso el sistema en vez de producir seis tareas independientes para seis notas distintas.</w:t>
       </w:r>
     </w:p>
     <w:p>
@@ -382,7 +403,7 @@
           <w:color w:val="4A4A49"/>
           <w:sz w:val="22"/>
         </w:rPr>
-        <w:t>[Slide 9] Las cinco preguntas de coherencia, en orden (2/2)</w:t>
+        <w:t>[Slide 8] Las cinco preguntas de coherencia, en orden</w:t>
       </w:r>
       <w:r>
         <w:rPr>
@@ -390,7 +411,72 @@
           <w:color w:val="4A4A49"/>
           <w:sz w:val="22"/>
         </w:rPr>
-        <w:t xml:space="preserve"> — 4 vinetas.</w:t>
+        <w:t xml:space="preserve"> — 3 vinetas.</w:t>
+      </w:r>
+    </w:p>
+    <w:p>
+      <w:pPr>
+        <w:pStyle w:val="ListBullet2"/>
+      </w:pPr>
+      <w:r>
+        <w:rPr>
+          <w:b w:val="0"/>
+          <w:color w:val="4A4A49"/>
+          <w:sz w:val="22"/>
+        </w:rPr>
+        <w:t>(No se proyecta) Las preguntas de coherencia, aplicadas a CloudLite, son cinco y conviene hacerlas en orden.</w:t>
+      </w:r>
+    </w:p>
+    <w:p>
+      <w:pPr>
+        <w:pStyle w:val="ListBullet2"/>
+      </w:pPr>
+      <w:r>
+        <w:rPr>
+          <w:b w:val="0"/>
+          <w:color w:val="4A4A49"/>
+          <w:sz w:val="22"/>
+        </w:rPr>
+        <w:t>(No se proyecta) Primera: cada contenedor del C4 de la Clase 4 aparece en el diagrama de despliegue de la Clase 7 y con el mismo nombre; si el C4 dice "servicio de notificaciones" y el despliegue dice "worker de correos", o son la misma cosa mal nombrada o son dos cosas y falta una.</w:t>
+      </w:r>
+    </w:p>
+    <w:p>
+      <w:pPr>
+        <w:pStyle w:val="ListBullet2"/>
+      </w:pPr>
+      <w:r>
+        <w:rPr>
+          <w:b w:val="0"/>
+          <w:color w:val="4A4A49"/>
+          <w:sz w:val="22"/>
+        </w:rPr>
+        <w:t>(No se proyecta) Segunda: cada actor y sistema externo del diagrama de Contexto sigue existiendo; el caso frecuente es que el estudiante dibujo en la Clase 1 una pasarela de pagos y hoy ningun contenedor habla con ella, asi que o desaparecio del alcance y hay que borrarla o esta olvidada y es un hueco.</w:t>
+      </w:r>
+    </w:p>
+    <w:p>
+      <w:pPr>
+        <w:pStyle w:val="ListBullet2"/>
+      </w:pPr>
+      <w:r>
+        <w:rPr>
+          <w:b w:val="0"/>
+          <w:color w:val="4A4A49"/>
+          <w:sz w:val="22"/>
+        </w:rPr>
+        <w:t>(No se proyecta) Tercera: cada amenaza del modelo STRIDE de la Clase 6 tiene un control visible en el despliegue; si la amenaza es acceso no autorizado a la base de datos y el diagrama la muestra en la subred publica, el control existe en el documento y no en el diseno.</w:t>
+      </w:r>
+    </w:p>
+    <w:p>
+      <w:pPr>
+        <w:pStyle w:val="ListBullet2"/>
+      </w:pPr>
+      <w:r>
+        <w:rPr>
+          <w:b w:val="0"/>
+          <w:color w:val="4A4A49"/>
+          <w:sz w:val="22"/>
+        </w:rPr>
+        <w:t>(No se proyecta) Cuarta: los componentes de la tabla de costos de la Clase 10 son los mismos contenedores, no una lista inventada.</w:t>
       </w:r>
     </w:p>
     <w:p>
@@ -400,7 +486,7 @@
           <w:color w:val="4A4A49"/>
           <w:sz w:val="22"/>
         </w:rPr>
-        <w:t>[Slide 10] Scope creep y arquitectura de papel: las dos patologias con nombre propio (1/2)</w:t>
+        <w:t>[Slide 9] Scope creep y arquitectura de papel: las dos patologias con nombre propio</w:t>
       </w:r>
       <w:r>
         <w:rPr>
@@ -438,21 +524,29 @@
       </w:r>
     </w:p>
     <w:p>
-      <w:r>
-        <w:rPr>
-          <w:b/>
-          <w:color w:val="4A4A49"/>
-          <w:sz w:val="22"/>
-        </w:rPr>
-        <w:t>[Slide 11] Scope creep y arquitectura de papel: las dos patologias con nombre propio (2/2)</w:t>
-      </w:r>
+      <w:pPr>
+        <w:pStyle w:val="ListBullet2"/>
+      </w:pPr>
       <w:r>
         <w:rPr>
           <w:b w:val="0"/>
           <w:color w:val="4A4A49"/>
           <w:sz w:val="22"/>
         </w:rPr>
-        <w:t xml:space="preserve"> — 4 vinetas.</w:t>
+        <w:t>(No se proyecta) Se detecta con un dato objetivo, no con intuicion: en la Clase 1 cada estudiante definio entre tres y cinco capacidades para CloudLite, asi que basta contar las de hoy y compararlas con esa linea base; si eran cuatro y hoy son nueve, hay scope creep, y da igual que las nuevas suenen interesantes.</w:t>
+      </w:r>
+    </w:p>
+    <w:p>
+      <w:pPr>
+        <w:pStyle w:val="ListBullet2"/>
+      </w:pPr>
+      <w:r>
+        <w:rPr>
+          <w:b w:val="0"/>
+          <w:color w:val="4A4A49"/>
+          <w:sz w:val="22"/>
+        </w:rPr>
+        <w:t>(No se proyecta) Se detecta con cuatro preguntas de una linea, todas respondibles por el estudiante: se puede desplegar ese servicio sin desplegar los otros, tiene sus propios datos o comparte tablas con el vecino, puede fallar sin tumbar a los demas, y existe una razon de negocio por la que cambiaria en un momento distinto al resto.</w:t>
       </w:r>
     </w:p>
     <w:p>
@@ -462,7 +556,7 @@
           <w:color w:val="4A4A49"/>
           <w:sz w:val="22"/>
         </w:rPr>
-        <w:t>[Slide 12] Retroalimentacion accionable: observacion, evidencia, impacto y accion con fecha (1/2)</w:t>
+        <w:t>[Slide 10] Retroalimentacion accionable: observacion, evidencia, impacto y accion con fecha</w:t>
       </w:r>
       <w:r>
         <w:rPr>
@@ -483,7 +577,7 @@
           <w:color w:val="4A4A49"/>
           <w:sz w:val="22"/>
         </w:rPr>
-        <w:t>El docente debe apuntar a tres hallazgos por proyecto como maximo y marcar cual es el bloqueante, porque un estudiante que recibe once observaciones no corrige ninguna: se paraliza.</w:t>
+        <w:t>(No se proyecta) Una retroalimentacion accionable tiene cuatro partes: observacion, evidencia, impacto y accion con fecha. "Falta seguridad" no cumple ninguna. "En el diagrama de despliegue la base de datos esta en la subred publica, contradice el control que ustedes escribieron para la amenaza de acceso no autorizado; si lo sustentan asi en la Clase 15 el evaluador concluira que el modelo de amenazas se escribio sin mirar el diagrama; muevanla a subred privada y dejen solo la API expuesta, antes de la Clase 12" cumple las cuatro.</w:t>
       </w:r>
     </w:p>
     <w:p>
@@ -496,7 +590,46 @@
           <w:color w:val="4A4A49"/>
           <w:sz w:val="22"/>
         </w:rPr>
-        <w:t>Conviene nombrar tambien una fortaleza concreta, no por amabilidad sino porque el estudiante necesita saber que conservar; si solo escucha fallas, en la siguiente version cambia todo, incluido lo que estaba bien.</w:t>
+        <w:t>(No se proyecta) El docente debe apuntar a tres hallazgos por proyecto como maximo y marcar cual es el bloqueante, porque un estudiante que recibe once observaciones no corrige ninguna: se paraliza.</w:t>
+      </w:r>
+    </w:p>
+    <w:p>
+      <w:pPr>
+        <w:pStyle w:val="ListBullet2"/>
+      </w:pPr>
+      <w:r>
+        <w:rPr>
+          <w:b w:val="0"/>
+          <w:color w:val="4A4A49"/>
+          <w:sz w:val="22"/>
+        </w:rPr>
+        <w:t>(No se proyecta) Conviene nombrar tambien una fortaleza concreta, no por amabilidad sino porque el estudiante necesita saber que conservar; si solo escucha fallas, en la siguiente version cambia todo, incluido lo que estaba bien.</w:t>
+      </w:r>
+    </w:p>
+    <w:p>
+      <w:pPr>
+        <w:pStyle w:val="ListBullet2"/>
+      </w:pPr>
+      <w:r>
+        <w:rPr>
+          <w:b w:val="0"/>
+          <w:color w:val="4A4A49"/>
+          <w:sz w:val="22"/>
+        </w:rPr>
+        <w:t>(No se proyecta) Y la revision entre pares cumple una funcion que la del docente no puede: explicarle el sistema a otro estudiante obliga a verbalizar decisiones que nunca se dijeron en voz alta, y ahi el propio autor descubre sus huecos.</w:t>
+      </w:r>
+    </w:p>
+    <w:p>
+      <w:pPr>
+        <w:pStyle w:val="ListBullet2"/>
+      </w:pPr>
+      <w:r>
+        <w:rPr>
+          <w:b w:val="0"/>
+          <w:color w:val="4A4A49"/>
+          <w:sz w:val="22"/>
+        </w:rPr>
+        <w:t>(No se proyecta) El formato eficiente es de siete a ocho minutos por proyecto, con reloj visible, y el revisor asignado (otro estudiante, u otro equipo si el docente los autorizo) entregando por escrito una observacion y una pregunta.</w:t>
       </w:r>
     </w:p>
     <w:p>
@@ -506,7 +639,51 @@
           <w:color w:val="4A4A49"/>
           <w:sz w:val="22"/>
         </w:rPr>
-        <w:t>[Slide 13] Retroalimentacion accionable: observacion, evidencia, impacto y accion con fecha (2/2)</w:t>
+        <w:t>[Slide 11] El semaforo: el umbral que decide si el proyecto va a tiempo (1/2)</w:t>
+      </w:r>
+      <w:r>
+        <w:rPr>
+          <w:b w:val="0"/>
+          <w:color w:val="4A4A49"/>
+          <w:sz w:val="22"/>
+        </w:rPr>
+        <w:t xml:space="preserve"> — 4 vinetas.</w:t>
+      </w:r>
+    </w:p>
+    <w:p>
+      <w:pPr>
+        <w:pStyle w:val="ListBullet2"/>
+      </w:pPr>
+      <w:r>
+        <w:rPr>
+          <w:b w:val="0"/>
+          <w:color w:val="4A4A49"/>
+          <w:sz w:val="22"/>
+        </w:rPr>
+        <w:t>(No se proyecta) Falta el criterio para decidir si un proyecto va a tiempo, y aqui el docente necesita un umbral y no una impresion.</w:t>
+      </w:r>
+    </w:p>
+    <w:p>
+      <w:pPr>
+        <w:pStyle w:val="ListBullet2"/>
+      </w:pPr>
+      <w:r>
+        <w:rPr>
+          <w:b w:val="0"/>
+          <w:color w:val="4A4A49"/>
+          <w:sz w:val="22"/>
+        </w:rPr>
+        <w:t>(No se proyecta) El umbral de seis no es una ley de la ingenieria, es la contabilidad de este curso, y decirlo asi evita que el estudiante lo memorice como estandar internacional.</w:t>
+      </w:r>
+    </w:p>
+    <w:p>
+      <w:r>
+        <w:rPr>
+          <w:b/>
+          <w:color w:val="4A4A49"/>
+          <w:sz w:val="22"/>
+        </w:rPr>
+        <w:t>[Slide 12] El semaforo: el umbral que decide si el proyecto va a tiempo (2/2)</w:t>
       </w:r>
       <w:r>
         <w:rPr>
@@ -524,144 +701,7 @@
           <w:color w:val="4A4A49"/>
           <w:sz w:val="22"/>
         </w:rPr>
-        <w:t>[Slide 14] El semaforo: el umbral que decide si el proyecto va a tiempo (1/2)</w:t>
-      </w:r>
-      <w:r>
-        <w:rPr>
-          <w:b w:val="0"/>
-          <w:color w:val="4A4A49"/>
-          <w:sz w:val="22"/>
-        </w:rPr>
-        <w:t xml:space="preserve"> — 5 vinetas.</w:t>
-      </w:r>
-    </w:p>
-    <w:p>
-      <w:r>
-        <w:rPr>
-          <w:b/>
-          <w:color w:val="4A4A49"/>
-          <w:sz w:val="22"/>
-        </w:rPr>
-        <w:t>[Slide 15] El semaforo: el umbral que decide si el proyecto va a tiempo (2/2)</w:t>
-      </w:r>
-      <w:r>
-        <w:rPr>
-          <w:b w:val="0"/>
-          <w:color w:val="4A4A49"/>
-          <w:sz w:val="22"/>
-        </w:rPr>
-        <w:t xml:space="preserve"> — 3 vinetas.</w:t>
-      </w:r>
-    </w:p>
-    <w:p>
-      <w:r>
-        <w:rPr>
-          <w:b/>
-          <w:color w:val="4A4A49"/>
-          <w:sz w:val="22"/>
-        </w:rPr>
-        <w:t>[Slide 16] Preguntas frecuentes y cierre conceptual () (1/2)</w:t>
-      </w:r>
-      <w:r>
-        <w:rPr>
-          <w:b w:val="0"/>
-          <w:color w:val="4A4A49"/>
-          <w:sz w:val="22"/>
-        </w:rPr>
-        <w:t xml:space="preserve"> — 3 vinetas.</w:t>
-      </w:r>
-    </w:p>
-    <w:p>
-      <w:pPr>
-        <w:pStyle w:val="ListBullet2"/>
-      </w:pPr>
-      <w:r>
-        <w:rPr>
-          <w:b w:val="0"/>
-          <w:color w:val="4A4A49"/>
-          <w:sz w:val="22"/>
-        </w:rPr>
-        <w:t>Tres preguntas se repiten y el docente debe responderlas sin titubear.</w:t>
-      </w:r>
-    </w:p>
-    <w:p>
-      <w:pPr>
-        <w:pStyle w:val="ListBullet2"/>
-      </w:pPr>
-      <w:r>
-        <w:rPr>
-          <w:b w:val="0"/>
-          <w:color w:val="4A4A49"/>
-          <w:sz w:val="22"/>
-        </w:rPr>
-        <w:t>Conviene cerrar diciendo que lo que se estabilice hoy es la base sobre la que la Clase 12 agregara el analisis de rendimiento y la Clase 13 la politica de escalado, y que un proyecto con el paquete v1 incoherente no puede hacer ninguna de las dos, porque no se puede medir ni escalar un sistema que todavia no esta definido.</w:t>
-      </w:r>
-    </w:p>
-    <w:p>
-      <w:pPr>
-        <w:pStyle w:val="ListBullet2"/>
-      </w:pPr>
-      <w:r>
-        <w:rPr>
-          <w:b w:val="0"/>
-          <w:color w:val="4A4A49"/>
-          <w:sz w:val="22"/>
-        </w:rPr>
-        <w:t>(Sobre la actividad, no se proyecta) La primera es si esto se califica; la respuesta honesta es que este checkpoint no es la sustentacion final, que ocurre en la Clase 15, ni el Parcial 3, que es la evaluacion escrita de la Clase 14, y que hoy se registra estado y compromisos, pero el acta es el insumo con el que se mirara la entrega final: un gap senalado hoy y no cerrado pesa mucho mas que uno que aparecio despues.</w:t>
-      </w:r>
-    </w:p>
-    <w:p>
-      <w:pPr>
-        <w:pStyle w:val="ListBullet2"/>
-      </w:pPr>
-      <w:r>
-        <w:rPr>
-          <w:b w:val="0"/>
-          <w:color w:val="4A4A49"/>
-          <w:sz w:val="22"/>
-        </w:rPr>
-        <w:t>(Sobre la actividad, no se proyecta) La segunda es por que revisa un companero si el que califica es el docente, y la respuesta es que la revision por pares es practica estandar en la industria y que su valor no esta en el juicio del par sino en la obligacion de explicar; ademas el par pregunta lo que el docente ya asume, y esas son justo las preguntas que llegan en un Q&amp;A real.</w:t>
-      </w:r>
-    </w:p>
-    <w:p>
-      <w:pPr>
-        <w:pStyle w:val="ListBullet2"/>
-      </w:pPr>
-      <w:r>
-        <w:rPr>
-          <w:b w:val="0"/>
-          <w:color w:val="4A4A49"/>
-          <w:sz w:val="22"/>
-        </w:rPr>
-        <w:t>(Sobre la actividad, no se proyecta) La tercera, la mas delicada, es si cambiar el diagrama ahora significa perder el trabajo hecho, y la respuesta debe ser tajante: no, porque el artefacto no es el entregable, la decision documentada lo es; un diagrama corregido con una nota de por que cambio vale mas que uno intacto, y ese cambio justificado es exactamente lo que un ADR registra.</w:t>
-      </w:r>
-    </w:p>
-    <w:p>
-      <w:r>
-        <w:rPr>
-          <w:b/>
-          <w:color w:val="4A4A49"/>
-          <w:sz w:val="22"/>
-        </w:rPr>
-        <w:t>[Slide 17] Preguntas frecuentes y cierre conceptual () (2/2)</w:t>
-      </w:r>
-      <w:r>
-        <w:rPr>
-          <w:b w:val="0"/>
-          <w:color w:val="4A4A49"/>
-          <w:sz w:val="22"/>
-        </w:rPr>
-        <w:t xml:space="preserve"> — 3 vinetas.</w:t>
-      </w:r>
-    </w:p>
-    <w:p>
-      <w:r>
-        <w:rPr>
-          <w:b/>
-          <w:color w:val="4A4A49"/>
-          <w:sz w:val="22"/>
-        </w:rPr>
-        <w:t>[Slide 18] El C4 Component: por dentro de la API</w:t>
+        <w:t>[Slide 13] El C4 Component: por dentro de la API</w:t>
       </w:r>
       <w:r>
         <w:rPr>
@@ -823,7 +863,7 @@
           <w:color w:val="4A4A49"/>
           <w:sz w:val="22"/>
         </w:rPr>
-        <w:t>Las cinco preguntas de coherencia, en orden (1/2)</w:t>
+        <w:t>Las cinco preguntas de coherencia, en orden</w:t>
       </w:r>
     </w:p>
     <w:p>
@@ -836,7 +876,7 @@
           <w:color w:val="4A4A49"/>
           <w:sz w:val="22"/>
         </w:rPr>
-        <w:t>Las cinco preguntas de coherencia, en orden (2/2)</w:t>
+        <w:t>Scope creep y arquitectura de papel: las dos patologias con nombre propio</w:t>
       </w:r>
     </w:p>
     <w:p>
@@ -849,46 +889,7 @@
           <w:color w:val="4A4A49"/>
           <w:sz w:val="22"/>
         </w:rPr>
-        <w:t>Scope creep y arquitectura de papel: las dos patologias con nombre propio (1/2)</w:t>
-      </w:r>
-    </w:p>
-    <w:p>
-      <w:pPr>
-        <w:pStyle w:val="ListNumber"/>
-      </w:pPr>
-      <w:r>
-        <w:rPr>
-          <w:b w:val="0"/>
-          <w:color w:val="4A4A49"/>
-          <w:sz w:val="22"/>
-        </w:rPr>
-        <w:t>Scope creep y arquitectura de papel: las dos patologias con nombre propio (2/2)</w:t>
-      </w:r>
-    </w:p>
-    <w:p>
-      <w:pPr>
-        <w:pStyle w:val="ListNumber"/>
-      </w:pPr>
-      <w:r>
-        <w:rPr>
-          <w:b w:val="0"/>
-          <w:color w:val="4A4A49"/>
-          <w:sz w:val="22"/>
-        </w:rPr>
-        <w:t>Retroalimentacion accionable: observacion, evidencia, impacto y accion con fecha (1/2)</w:t>
-      </w:r>
-    </w:p>
-    <w:p>
-      <w:pPr>
-        <w:pStyle w:val="ListNumber"/>
-      </w:pPr>
-      <w:r>
-        <w:rPr>
-          <w:b w:val="0"/>
-          <w:color w:val="4A4A49"/>
-          <w:sz w:val="22"/>
-        </w:rPr>
-        <w:t>Retroalimentacion accionable: observacion, evidencia, impacto y accion con fecha (2/2)</w:t>
+        <w:t>Retroalimentacion accionable: observacion, evidencia, impacto y accion con fecha</w:t>
       </w:r>
     </w:p>
     <w:p>
@@ -915,32 +916,6 @@
           <w:sz w:val="22"/>
         </w:rPr>
         <w:t>El semaforo: el umbral que decide si el proyecto va a tiempo (2/2)</w:t>
-      </w:r>
-    </w:p>
-    <w:p>
-      <w:pPr>
-        <w:pStyle w:val="ListNumber"/>
-      </w:pPr>
-      <w:r>
-        <w:rPr>
-          <w:b w:val="0"/>
-          <w:color w:val="4A4A49"/>
-          <w:sz w:val="22"/>
-        </w:rPr>
-        <w:t>Preguntas frecuentes y cierre conceptual () (1/2)</w:t>
-      </w:r>
-    </w:p>
-    <w:p>
-      <w:pPr>
-        <w:pStyle w:val="ListNumber"/>
-      </w:pPr>
-      <w:r>
-        <w:rPr>
-          <w:b w:val="0"/>
-          <w:color w:val="4A4A49"/>
-          <w:sz w:val="22"/>
-        </w:rPr>
-        <w:t>Preguntas frecuentes y cierre conceptual () (2/2)</w:t>
       </w:r>
     </w:p>
     <w:p>
@@ -1196,7 +1171,7 @@
           <w:color w:val="1A1C1D"/>
           <w:sz w:val="32"/>
         </w:rPr>
-        <w:t>40–55 · Demo en vivo · [Slide 19]</w:t>
+        <w:t>40–55 · Demo en vivo · [Slide 14]</w:t>
       </w:r>
     </w:p>
     <w:p>
@@ -1689,7 +1664,7 @@
           <w:color w:val="1A1C1D"/>
           <w:sz w:val="32"/>
         </w:rPr>
-        <w:t>115–120 · Cierre · [Slide 20]</w:t>
+        <w:t>115–120 · Cierre · [Slide 15]</w:t>
       </w:r>
     </w:p>
     <w:p>

--- a/Arquitectura de Sistemas Computacionales/Kit docente/Clase 11/Guion Docente Clase 11 - Avance del proyecto final.docx
+++ b/Arquitectura de Sistemas Computacionales/Kit docente/Clase 11/Guion Docente Clase 11 - Avance del proyecto final.docx
@@ -284,7 +284,7 @@
           <w:color w:val="4A4A49"/>
           <w:sz w:val="22"/>
         </w:rPr>
-        <w:t>[Slide 5] La teoria propia del dia: que es una revision de arquitectura (1/2)</w:t>
+        <w:t>[Slide 4] La teoria propia del dia: que es una revision de arquitectura</w:t>
       </w:r>
       <w:r>
         <w:rPr>
@@ -292,7 +292,111 @@
           <w:color w:val="4A4A49"/>
           <w:sz w:val="22"/>
         </w:rPr>
-        <w:t xml:space="preserve"> — 4 vinetas.</w:t>
+        <w:t xml:space="preserve"> — 3 vinetas.</w:t>
+      </w:r>
+    </w:p>
+    <w:p>
+      <w:pPr>
+        <w:pStyle w:val="ListBullet2"/>
+      </w:pPr>
+      <w:r>
+        <w:rPr>
+          <w:b w:val="0"/>
+          <w:color w:val="4A4A49"/>
+          <w:sz w:val="22"/>
+        </w:rPr>
+        <w:t>DESARROLLO (para explicarlo, no se proyecta):</w:t>
+      </w:r>
+    </w:p>
+    <w:p>
+      <w:pPr>
+        <w:pStyle w:val="ListBullet2"/>
+      </w:pPr>
+      <w:r>
+        <w:rPr>
+          <w:b w:val="0"/>
+          <w:color w:val="4A4A49"/>
+          <w:sz w:val="22"/>
+        </w:rPr>
+        <w:t>Una revision de arquitectura, en ingles architecture review, es una practica profesional formal en la que alguien distinto de quien diseno el sistema examina el diseno antes de que este construido, buscando riesgos y decisiones sin justificar.</w:t>
+      </w:r>
+    </w:p>
+    <w:p>
+      <w:pPr>
+        <w:pStyle w:val="ListBullet2"/>
+      </w:pPr>
+      <w:r>
+        <w:rPr>
+          <w:b w:val="0"/>
+          <w:color w:val="4A4A49"/>
+          <w:sz w:val="22"/>
+        </w:rPr>
+        <w:t>Existe en la industria con nombres concretos: ATAM en su version academica, design review o RFC review en empresas de producto, comite de arquitectura en organizaciones grandes.</w:t>
+      </w:r>
+    </w:p>
+    <w:p>
+      <w:pPr>
+        <w:pStyle w:val="ListBullet2"/>
+      </w:pPr>
+      <w:r>
+        <w:rPr>
+          <w:b w:val="0"/>
+          <w:color w:val="4A4A49"/>
+          <w:sz w:val="22"/>
+        </w:rPr>
+        <w:t>Todas comparten la premisa economica que sostiene el curso: un riesgo detectado en el diseno cuesta una fraccion de lo que cuesta cuando ya esta implementado y con usuarios encima.</w:t>
+      </w:r>
+    </w:p>
+    <w:p>
+      <w:pPr>
+        <w:pStyle w:val="ListBullet2"/>
+      </w:pPr>
+      <w:r>
+        <w:rPr>
+          <w:b w:val="0"/>
+          <w:color w:val="4A4A49"/>
+          <w:sz w:val="22"/>
+        </w:rPr>
+        <w:t>La revision no juzga si el diagrama es bonito; busca tres cosas: decisiones sin argumento, incoherencias entre artefactos y riesgos que nadie ha nombrado.</w:t>
+      </w:r>
+    </w:p>
+    <w:p>
+      <w:pPr>
+        <w:pStyle w:val="ListBullet2"/>
+      </w:pPr>
+      <w:r>
+        <w:rPr>
+          <w:b w:val="0"/>
+          <w:color w:val="4A4A49"/>
+          <w:sz w:val="22"/>
+        </w:rPr>
+        <w:t>Una revision de arquitectura es una lectura estructurada de los artefactos de diseno, hecha por alguien distinto del autor, antes de implementar o cambiar el diseno.</w:t>
+      </w:r>
+    </w:p>
+    <w:p>
+      <w:pPr>
+        <w:pStyle w:val="ListBullet2"/>
+      </w:pPr>
+      <w:r>
+        <w:rPr>
+          <w:b w:val="0"/>
+          <w:color w:val="4A4A49"/>
+          <w:sz w:val="22"/>
+        </w:rPr>
+        <w:t>Sus tres salidas son: hallazgos con evidencia, riesgos nombrados y acciones con responsable.</w:t>
+      </w:r>
+    </w:p>
+    <w:p>
+      <w:pPr>
+        <w:pStyle w:val="ListBullet2"/>
+      </w:pPr>
+      <w:r>
+        <w:rPr>
+          <w:b w:val="0"/>
+          <w:color w:val="4A4A49"/>
+          <w:sz w:val="22"/>
+        </w:rPr>
+        <w:t>Ejemplo en CloudLite: el Containers nombra «API de turnos» y el Despliegue nombra «backend»; el hallazgo es la incoherencia, la evidencia son los dos diagramas y la accion es unificar el nombre.</w:t>
       </w:r>
     </w:p>
     <w:p>
@@ -328,7 +432,7 @@
           <w:color w:val="4A4A49"/>
           <w:sz w:val="22"/>
         </w:rPr>
-        <w:t>[Slide 6] La teoria propia del dia: que es una revision de arquitectura (2/2)</w:t>
+        <w:t>[Slide 5] El insumo: las seis piezas del paquete CloudLite v1</w:t>
       </w:r>
       <w:r>
         <w:rPr>
@@ -336,25 +440,72 @@
           <w:color w:val="4A4A49"/>
           <w:sz w:val="22"/>
         </w:rPr>
-        <w:t xml:space="preserve"> — 3 vinetas.</w:t>
+        <w:t xml:space="preserve"> — 2 vinetas.</w:t>
       </w:r>
     </w:p>
     <w:p>
-      <w:r>
-        <w:rPr>
-          <w:b/>
-          <w:color w:val="4A4A49"/>
-          <w:sz w:val="22"/>
-        </w:rPr>
-        <w:t>[Slide 7] El insumo: las seis piezas del paquete CloudLite v1</w:t>
-      </w:r>
+      <w:pPr>
+        <w:pStyle w:val="ListBullet2"/>
+      </w:pPr>
       <w:r>
         <w:rPr>
           <w:b w:val="0"/>
           <w:color w:val="4A4A49"/>
           <w:sz w:val="22"/>
         </w:rPr>
-        <w:t xml:space="preserve"> — 3 vinetas.</w:t>
+        <w:t>DESARROLLO (para explicarlo, no se proyecta):</w:t>
+      </w:r>
+    </w:p>
+    <w:p>
+      <w:pPr>
+        <w:pStyle w:val="ListBullet2"/>
+      </w:pPr>
+      <w:r>
+        <w:rPr>
+          <w:b w:val="0"/>
+          <w:color w:val="4A4A49"/>
+          <w:sz w:val="22"/>
+        </w:rPr>
+        <w:t>El criterio central de auditoria se llama trazabilidad: la propiedad de que un elemento se pueda seguir de un artefacto al siguiente sin cambiar de nombre ni desaparecer.</w:t>
+      </w:r>
+    </w:p>
+    <w:p>
+      <w:pPr>
+        <w:pStyle w:val="ListBullet2"/>
+      </w:pPr>
+      <w:r>
+        <w:rPr>
+          <w:b w:val="0"/>
+          <w:color w:val="4A4A49"/>
+          <w:sz w:val="22"/>
+        </w:rPr>
+        <w:t>Las seis piezas son: diagrama Context, diagrama Containers, diagrama de despliegue, Dockerfile, workflow de Actions e informe.</w:t>
+      </w:r>
+    </w:p>
+    <w:p>
+      <w:pPr>
+        <w:pStyle w:val="ListBullet2"/>
+      </w:pPr>
+      <w:r>
+        <w:rPr>
+          <w:b w:val="0"/>
+          <w:color w:val="4A4A49"/>
+          <w:sz w:val="22"/>
+        </w:rPr>
+        <w:t>Un ejemplo de trazabilidad rota: el Context dibuja una pasarela de pagos y el Containers ya no la menciona; o salio del alcance y se borra, o se olvido y es un hueco.</w:t>
+      </w:r>
+    </w:p>
+    <w:p>
+      <w:pPr>
+        <w:pStyle w:val="ListBullet2"/>
+      </w:pPr>
+      <w:r>
+        <w:rPr>
+          <w:b w:val="0"/>
+          <w:color w:val="4A4A49"/>
+          <w:sz w:val="22"/>
+        </w:rPr>
+        <w:t>NOTAS:</w:t>
       </w:r>
     </w:p>
     <w:p>
@@ -403,7 +554,7 @@
           <w:color w:val="4A4A49"/>
           <w:sz w:val="22"/>
         </w:rPr>
-        <w:t>[Slide 8] Las cinco preguntas de coherencia, en orden</w:t>
+        <w:t>[Slide 6] Las cinco preguntas de coherencia, en orden</w:t>
       </w:r>
       <w:r>
         <w:rPr>
@@ -411,7 +562,59 @@
           <w:color w:val="4A4A49"/>
           <w:sz w:val="22"/>
         </w:rPr>
-        <w:t xml:space="preserve"> — 3 vinetas.</w:t>
+        <w:t xml:space="preserve"> — 4 vinetas.</w:t>
+      </w:r>
+    </w:p>
+    <w:p>
+      <w:pPr>
+        <w:pStyle w:val="ListBullet2"/>
+      </w:pPr>
+      <w:r>
+        <w:rPr>
+          <w:b w:val="0"/>
+          <w:color w:val="4A4A49"/>
+          <w:sz w:val="22"/>
+        </w:rPr>
+        <w:t>DESARROLLO (para explicarlo, no se proyecta):</w:t>
+      </w:r>
+    </w:p>
+    <w:p>
+      <w:pPr>
+        <w:pStyle w:val="ListBullet2"/>
+      </w:pPr>
+      <w:r>
+        <w:rPr>
+          <w:b w:val="0"/>
+          <w:color w:val="4A4A49"/>
+          <w:sz w:val="22"/>
+        </w:rPr>
+        <w:t>Quinta: el workflow de Actions se ejecuto al menos una vez con resultado visible, porque un archivo YAML que nunca corrio es una intencion, no evidencia.</w:t>
+      </w:r>
+    </w:p>
+    <w:p>
+      <w:pPr>
+        <w:pStyle w:val="ListBullet2"/>
+      </w:pPr>
+      <w:r>
+        <w:rPr>
+          <w:b w:val="0"/>
+          <w:color w:val="4A4A49"/>
+          <w:sz w:val="22"/>
+        </w:rPr>
+        <w:t>Ese es el nucleo del acta: no una nota, sino cuales de estas cinco cadenas estan rotas en cada proyecto.</w:t>
+      </w:r>
+    </w:p>
+    <w:p>
+      <w:pPr>
+        <w:pStyle w:val="ListBullet2"/>
+      </w:pPr>
+      <w:r>
+        <w:rPr>
+          <w:b w:val="0"/>
+          <w:color w:val="4A4A49"/>
+          <w:sz w:val="22"/>
+        </w:rPr>
+        <w:t>Un ejemplo de cadena rota: el Containers tiene un worker de avisos, pero el diagrama de despliegue no lo ubica en ninguna zona; la pieza existe en el diseno y no tiene donde correr.</w:t>
       </w:r>
     </w:p>
     <w:p>
@@ -486,7 +689,7 @@
           <w:color w:val="4A4A49"/>
           <w:sz w:val="22"/>
         </w:rPr>
-        <w:t>[Slide 9] Scope creep y arquitectura de papel: las dos patologias con nombre propio</w:t>
+        <w:t>[Slide 7] Scope creep y arquitectura de papel: las dos patologias con nombre propio</w:t>
       </w:r>
       <w:r>
         <w:rPr>
@@ -494,7 +697,85 @@
           <w:color w:val="4A4A49"/>
           <w:sz w:val="22"/>
         </w:rPr>
-        <w:t xml:space="preserve"> — 4 vinetas.</w:t>
+        <w:t xml:space="preserve"> — 3 vinetas.</w:t>
+      </w:r>
+    </w:p>
+    <w:p>
+      <w:pPr>
+        <w:pStyle w:val="ListBullet2"/>
+      </w:pPr>
+      <w:r>
+        <w:rPr>
+          <w:b w:val="0"/>
+          <w:color w:val="4A4A49"/>
+          <w:sz w:val="22"/>
+        </w:rPr>
+        <w:t>DESARROLLO (para explicarlo, no se proyecta):</w:t>
+      </w:r>
+    </w:p>
+    <w:p>
+      <w:pPr>
+        <w:pStyle w:val="ListBullet2"/>
+      </w:pPr>
+      <w:r>
+        <w:rPr>
+          <w:b w:val="0"/>
+          <w:color w:val="4A4A49"/>
+          <w:sz w:val="22"/>
+        </w:rPr>
+        <w:t>La primera es el scope creep, el crecimiento no controlado del alcance: el sistema suma capacidades clase por clase, cada una razonable por si misma, hasta que el proyecto tiene un alcance que no se puede documentar ni defender en el tiempo restante.</w:t>
+      </w:r>
+    </w:p>
+    <w:p>
+      <w:pPr>
+        <w:pStyle w:val="ListBullet2"/>
+      </w:pPr>
+      <w:r>
+        <w:rPr>
+          <w:b w:val="0"/>
+          <w:color w:val="4A4A49"/>
+          <w:sz w:val="22"/>
+        </w:rPr>
+        <w:t>La segunda patologia es el teatro de microservicios: servicios separados en el diagrama que en la practica no son unidades independientes.</w:t>
+      </w:r>
+    </w:p>
+    <w:p>
+      <w:pPr>
+        <w:pStyle w:val="ListBullet2"/>
+      </w:pPr>
+      <w:r>
+        <w:rPr>
+          <w:b w:val="0"/>
+          <w:color w:val="4A4A49"/>
+          <w:sz w:val="22"/>
+        </w:rPr>
+        <w:t>En CloudLite el caso clasico es el "servicio de autenticacion" dibujado como caja aparte que en el repositorio es un modulo dentro de la misma API, escribe en las mismas tablas y se despliega en el mismo contenedor.</w:t>
+      </w:r>
+    </w:p>
+    <w:p>
+      <w:pPr>
+        <w:pStyle w:val="ListBullet2"/>
+      </w:pPr>
+      <w:r>
+        <w:rPr>
+          <w:b w:val="0"/>
+          <w:color w:val="4A4A49"/>
+          <w:sz w:val="22"/>
+        </w:rPr>
+        <w:t>No es un microservicio, es un modulo, y decirlo no castiga al estudiante: corrige el vocabulario antes del Parcial 3, donde esa distincion se evalua.</w:t>
+      </w:r>
+    </w:p>
+    <w:p>
+      <w:pPr>
+        <w:pStyle w:val="ListBullet2"/>
+      </w:pPr>
+      <w:r>
+        <w:rPr>
+          <w:b w:val="0"/>
+          <w:color w:val="4A4A49"/>
+          <w:sz w:val="22"/>
+        </w:rPr>
+        <w:t>NOTAS:</w:t>
       </w:r>
     </w:p>
     <w:p>
@@ -547,6 +828,42 @@
           <w:sz w:val="22"/>
         </w:rPr>
         <w:t>(No se proyecta) Se detecta con cuatro preguntas de una linea, todas respondibles por el estudiante: se puede desplegar ese servicio sin desplegar los otros, tiene sus propios datos o comparte tablas con el vecino, puede fallar sin tumbar a los demas, y existe una razon de negocio por la que cambiaria en un momento distinto al resto.</w:t>
+      </w:r>
+    </w:p>
+    <w:p>
+      <w:r>
+        <w:rPr>
+          <w:b/>
+          <w:color w:val="4A4A49"/>
+          <w:sz w:val="22"/>
+        </w:rPr>
+        <w:t>[Slide 8] Errores frecuentes a corregir</w:t>
+      </w:r>
+      <w:r>
+        <w:rPr>
+          <w:b w:val="0"/>
+          <w:color w:val="4A4A49"/>
+          <w:sz w:val="22"/>
+        </w:rPr>
+        <w:t xml:space="preserve"> — 5 vinetas.</w:t>
+      </w:r>
+    </w:p>
+    <w:p>
+      <w:r>
+        <w:rPr>
+          <w:b/>
+          <w:color w:val="4A4A49"/>
+          <w:sz w:val="22"/>
+        </w:rPr>
+        <w:t>[Slide 9] El C4 Component: por dentro de la API</w:t>
+      </w:r>
+      <w:r>
+        <w:rPr>
+          <w:b w:val="0"/>
+          <w:color w:val="4A4A49"/>
+          <w:sz w:val="22"/>
+        </w:rPr>
+        <w:t xml:space="preserve"> — 21 vinetas.</w:t>
       </w:r>
     </w:p>
     <w:p>
@@ -564,7 +881,72 @@
           <w:color w:val="4A4A49"/>
           <w:sz w:val="22"/>
         </w:rPr>
-        <w:t xml:space="preserve"> — 4 vinetas.</w:t>
+        <w:t xml:space="preserve"> — 3 vinetas.</w:t>
+      </w:r>
+    </w:p>
+    <w:p>
+      <w:pPr>
+        <w:pStyle w:val="ListBullet2"/>
+      </w:pPr>
+      <w:r>
+        <w:rPr>
+          <w:b w:val="0"/>
+          <w:color w:val="4A4A49"/>
+          <w:sz w:val="22"/>
+        </w:rPr>
+        <w:t>DESARROLLO (para explicarlo, no se proyecta):</w:t>
+      </w:r>
+    </w:p>
+    <w:p>
+      <w:pPr>
+        <w:pStyle w:val="ListBullet2"/>
+      </w:pPr>
+      <w:r>
+        <w:rPr>
+          <w:b w:val="0"/>
+          <w:color w:val="4A4A49"/>
+          <w:sz w:val="22"/>
+        </w:rPr>
+        <w:t>La retroalimentacion es la mitad del valor del dia y tiene tecnica propia.</w:t>
+      </w:r>
+    </w:p>
+    <w:p>
+      <w:pPr>
+        <w:pStyle w:val="ListBullet2"/>
+      </w:pPr>
+      <w:r>
+        <w:rPr>
+          <w:b w:val="0"/>
+          <w:color w:val="4A4A49"/>
+          <w:sz w:val="22"/>
+        </w:rPr>
+        <w:t>Una observacion accionable tiene cuatro partes: observacion, evidencia, impacto y accion con fecha.</w:t>
+      </w:r>
+    </w:p>
+    <w:p>
+      <w:pPr>
+        <w:pStyle w:val="ListBullet2"/>
+      </w:pPr>
+      <w:r>
+        <w:rPr>
+          <w:b w:val="0"/>
+          <w:color w:val="4A4A49"/>
+          <w:sz w:val="22"/>
+        </w:rPr>
+        <w:t>Ejemplo: «el despliegue llama backend a la API de turnos (observacion); se ve en la caja central (evidencia); rompe la trazabilidad con el Containers (impacto); unificar el nombre antes de la proxima revision (accion con fecha)».</w:t>
+      </w:r>
+    </w:p>
+    <w:p>
+      <w:pPr>
+        <w:pStyle w:val="ListBullet2"/>
+      </w:pPr>
+      <w:r>
+        <w:rPr>
+          <w:b w:val="0"/>
+          <w:color w:val="4A4A49"/>
+          <w:sz w:val="22"/>
+        </w:rPr>
+        <w:t>Un comentario como «mejorar el diagrama» no es accionable: no dice que, ni donde, ni cuando.</w:t>
       </w:r>
     </w:p>
     <w:p>
@@ -639,7 +1021,7 @@
           <w:color w:val="4A4A49"/>
           <w:sz w:val="22"/>
         </w:rPr>
-        <w:t>[Slide 11] El semaforo: el umbral que decide si el proyecto va a tiempo (1/2)</w:t>
+        <w:t>[Slide 11] El semaforo: el umbral que decide si el proyecto va a tiempo</w:t>
       </w:r>
       <w:r>
         <w:rPr>
@@ -660,6 +1042,110 @@
           <w:color w:val="4A4A49"/>
           <w:sz w:val="22"/>
         </w:rPr>
+        <w:t>DESARROLLO (para explicarlo, no se proyecta):</w:t>
+      </w:r>
+    </w:p>
+    <w:p>
+      <w:pPr>
+        <w:pStyle w:val="ListBullet2"/>
+      </w:pPr>
+      <w:r>
+        <w:rPr>
+          <w:b w:val="0"/>
+          <w:color w:val="4A4A49"/>
+          <w:sz w:val="22"/>
+        </w:rPr>
+        <w:t>Con seis artefactos esperados la regla practica es un semaforo: verde si estan los seis y a lo sumo una cadena de trazabilidad rota</w:t>
+      </w:r>
+    </w:p>
+    <w:p>
+      <w:pPr>
+        <w:pStyle w:val="ListBullet2"/>
+      </w:pPr>
+      <w:r>
+        <w:rPr>
+          <w:b w:val="0"/>
+          <w:color w:val="4A4A49"/>
+          <w:sz w:val="22"/>
+        </w:rPr>
+        <w:t>Amarillo si hay cinco de seis, o dos o tres cadenas rotas pero corregibles editando documentos; rojo si falta el C4 de Contenedores o el diagrama de despliegue</w:t>
+      </w:r>
+    </w:p>
+    <w:p>
+      <w:pPr>
+        <w:pStyle w:val="ListBullet2"/>
+      </w:pPr>
+      <w:r>
+        <w:rPr>
+          <w:b w:val="0"/>
+          <w:color w:val="4A4A49"/>
+          <w:sz w:val="22"/>
+        </w:rPr>
+        <w:t>Que son la columna vertebral y sin los cuales el resto no se puede evaluar, o si el repositorio no existe.</w:t>
+      </w:r>
+    </w:p>
+    <w:p>
+      <w:pPr>
+        <w:pStyle w:val="ListBullet2"/>
+      </w:pPr>
+      <w:r>
+        <w:rPr>
+          <w:b w:val="0"/>
+          <w:color w:val="4A4A49"/>
+          <w:sz w:val="22"/>
+        </w:rPr>
+        <w:t>Lo transferible es la idea de fondo: un checkpoint se evalua por evidencia presente, no por promesas.</w:t>
+      </w:r>
+    </w:p>
+    <w:p>
+      <w:pPr>
+        <w:pStyle w:val="ListBullet2"/>
+      </w:pPr>
+      <w:r>
+        <w:rPr>
+          <w:b w:val="0"/>
+          <w:color w:val="4A4A49"/>
+          <w:sz w:val="22"/>
+        </w:rPr>
+        <w:t>Cuando un estudiante dice "eso ya lo tenemos, solo falta subirlo", el estado es amarillo y el acta lo registra con fecha de cierre; no es desconfianza, es que en un proyecto lo que no esta en el repositorio no existe.</w:t>
+      </w:r>
+    </w:p>
+    <w:p>
+      <w:pPr>
+        <w:pStyle w:val="ListBullet2"/>
+      </w:pPr>
+      <w:r>
+        <w:rPr>
+          <w:b w:val="0"/>
+          <w:color w:val="4A4A49"/>
+          <w:sz w:val="22"/>
+        </w:rPr>
+        <w:t>Para un proyecto en rojo el plan de recuperacion debe reducir alcance, nunca agregar trabajo: menos capacidades, menos servicios, y toda la energia en las dos piezas que faltan.</w:t>
+      </w:r>
+    </w:p>
+    <w:p>
+      <w:pPr>
+        <w:pStyle w:val="ListBullet2"/>
+      </w:pPr>
+      <w:r>
+        <w:rPr>
+          <w:b w:val="0"/>
+          <w:color w:val="4A4A49"/>
+          <w:sz w:val="22"/>
+        </w:rPr>
+        <w:t>PREGUNTAS FRECUENTES Y CIERRE CONCEPTUAL ()</w:t>
+      </w:r>
+    </w:p>
+    <w:p>
+      <w:pPr>
+        <w:pStyle w:val="ListBullet2"/>
+      </w:pPr>
+      <w:r>
+        <w:rPr>
+          <w:b w:val="0"/>
+          <w:color w:val="4A4A49"/>
+          <w:sz w:val="22"/>
+        </w:rPr>
         <w:t>(No se proyecta) Falta el criterio para decidir si un proyecto va a tiempo, y aqui el docente necesita un umbral y no una impresion.</w:t>
       </w:r>
     </w:p>
@@ -674,42 +1160,6 @@
           <w:sz w:val="22"/>
         </w:rPr>
         <w:t>(No se proyecta) El umbral de seis no es una ley de la ingenieria, es la contabilidad de este curso, y decirlo asi evita que el estudiante lo memorice como estandar internacional.</w:t>
-      </w:r>
-    </w:p>
-    <w:p>
-      <w:r>
-        <w:rPr>
-          <w:b/>
-          <w:color w:val="4A4A49"/>
-          <w:sz w:val="22"/>
-        </w:rPr>
-        <w:t>[Slide 12] El semaforo: el umbral que decide si el proyecto va a tiempo (2/2)</w:t>
-      </w:r>
-      <w:r>
-        <w:rPr>
-          <w:b w:val="0"/>
-          <w:color w:val="4A4A49"/>
-          <w:sz w:val="22"/>
-        </w:rPr>
-        <w:t xml:space="preserve"> — 2 vinetas.</w:t>
-      </w:r>
-    </w:p>
-    <w:p>
-      <w:r>
-        <w:rPr>
-          <w:b/>
-          <w:color w:val="4A4A49"/>
-          <w:sz w:val="22"/>
-        </w:rPr>
-        <w:t>[Slide 13] El C4 Component: por dentro de la API</w:t>
-      </w:r>
-      <w:r>
-        <w:rPr>
-          <w:b w:val="0"/>
-          <w:color w:val="4A4A49"/>
-          <w:sz w:val="22"/>
-        </w:rPr>
-        <w:t xml:space="preserve"> — 17 vinetas.</w:t>
       </w:r>
     </w:p>
     <w:p>
@@ -811,33 +1261,7 @@
           <w:color w:val="4A4A49"/>
           <w:sz w:val="22"/>
         </w:rPr>
-        <w:t>Errores frecuentes a corregir</w:t>
-      </w:r>
-    </w:p>
-    <w:p>
-      <w:pPr>
-        <w:pStyle w:val="ListNumber"/>
-      </w:pPr>
-      <w:r>
-        <w:rPr>
-          <w:b w:val="0"/>
-          <w:color w:val="4A4A49"/>
-          <w:sz w:val="22"/>
-        </w:rPr>
-        <w:t>La teoria propia del dia: que es una revision de arquitectura (1/2)</w:t>
-      </w:r>
-    </w:p>
-    <w:p>
-      <w:pPr>
-        <w:pStyle w:val="ListNumber"/>
-      </w:pPr>
-      <w:r>
-        <w:rPr>
-          <w:b w:val="0"/>
-          <w:color w:val="4A4A49"/>
-          <w:sz w:val="22"/>
-        </w:rPr>
-        <w:t>La teoria propia del dia: que es una revision de arquitectura (2/2)</w:t>
+        <w:t>La teoria propia del dia: que es una revision de arquitectura</w:t>
       </w:r>
     </w:p>
     <w:p>
@@ -889,33 +1313,7 @@
           <w:color w:val="4A4A49"/>
           <w:sz w:val="22"/>
         </w:rPr>
-        <w:t>Retroalimentacion accionable: observacion, evidencia, impacto y accion con fecha</w:t>
-      </w:r>
-    </w:p>
-    <w:p>
-      <w:pPr>
-        <w:pStyle w:val="ListNumber"/>
-      </w:pPr>
-      <w:r>
-        <w:rPr>
-          <w:b w:val="0"/>
-          <w:color w:val="4A4A49"/>
-          <w:sz w:val="22"/>
-        </w:rPr>
-        <w:t>El semaforo: el umbral que decide si el proyecto va a tiempo (1/2)</w:t>
-      </w:r>
-    </w:p>
-    <w:p>
-      <w:pPr>
-        <w:pStyle w:val="ListNumber"/>
-      </w:pPr>
-      <w:r>
-        <w:rPr>
-          <w:b w:val="0"/>
-          <w:color w:val="4A4A49"/>
-          <w:sz w:val="22"/>
-        </w:rPr>
-        <w:t>El semaforo: el umbral que decide si el proyecto va a tiempo (2/2)</w:t>
+        <w:t>Errores frecuentes a corregir</w:t>
       </w:r>
     </w:p>
     <w:p>
@@ -929,6 +1327,32 @@
           <w:sz w:val="22"/>
         </w:rPr>
         <w:t>El C4 Component: por dentro de la API</w:t>
+      </w:r>
+    </w:p>
+    <w:p>
+      <w:pPr>
+        <w:pStyle w:val="ListNumber"/>
+      </w:pPr>
+      <w:r>
+        <w:rPr>
+          <w:b w:val="0"/>
+          <w:color w:val="4A4A49"/>
+          <w:sz w:val="22"/>
+        </w:rPr>
+        <w:t>Retroalimentacion accionable: observacion, evidencia, impacto y accion con fecha</w:t>
+      </w:r>
+    </w:p>
+    <w:p>
+      <w:pPr>
+        <w:pStyle w:val="ListNumber"/>
+      </w:pPr>
+      <w:r>
+        <w:rPr>
+          <w:b w:val="0"/>
+          <w:color w:val="4A4A49"/>
+          <w:sz w:val="22"/>
+        </w:rPr>
+        <w:t>El semaforo: el umbral que decide si el proyecto va a tiempo</w:t>
       </w:r>
     </w:p>
     <w:p>
@@ -1059,7 +1483,7 @@
           <w:color w:val="1A1C1D"/>
           <w:sz w:val="32"/>
         </w:rPr>
-        <w:t>10–40 · Teoría Core (al servicio del taller) · desde [Slide 4]</w:t>
+        <w:t>10–40 · Teoría Core (al servicio del taller) · desde [Slide 8]</w:t>
       </w:r>
     </w:p>
     <w:p>
@@ -1090,7 +1514,7 @@
           <w:color w:val="4A4A49"/>
           <w:sz w:val="22"/>
         </w:rPr>
-        <w:t xml:space="preserve"> · [Slide 4]</w:t>
+        <w:t xml:space="preserve"> · [Slide 8]</w:t>
       </w:r>
     </w:p>
     <w:p>
@@ -1171,7 +1595,7 @@
           <w:color w:val="1A1C1D"/>
           <w:sz w:val="32"/>
         </w:rPr>
-        <w:t>40–55 · Demo en vivo · [Slide 14]</w:t>
+        <w:t>40–55 · Demo en vivo · [Slide 12]</w:t>
       </w:r>
     </w:p>
     <w:p>
@@ -1664,7 +2088,7 @@
           <w:color w:val="1A1C1D"/>
           <w:sz w:val="32"/>
         </w:rPr>
-        <w:t>115–120 · Cierre · [Slide 15]</w:t>
+        <w:t>115–120 · Cierre · [Slide 13]</w:t>
       </w:r>
     </w:p>
     <w:p>

--- a/Arquitectura de Sistemas Computacionales/Kit docente/Clase 11/Guion Docente Clase 11 - Avance del proyecto final.docx
+++ b/Arquitectura de Sistemas Computacionales/Kit docente/Clase 11/Guion Docente Clase 11 - Avance del proyecto final.docx
@@ -827,7 +827,7 @@
           <w:color w:val="4A4A49"/>
           <w:sz w:val="22"/>
         </w:rPr>
-        <w:t>(No se proyecta) Se detecta con cuatro preguntas de una linea, todas respondibles por el estudiante: se puede desplegar ese servicio sin desplegar los otros, tiene sus propios datos o comparte tablas con el vecino, puede fallar sin tumbar a los demas, y existe una razon de negocio por la que cambiaria en un momento distinto al resto.</w:t>
+        <w:t>(No se proyecta) Se detecta con cuatro preguntas de una linea que el estudiante puede responder: se puede desplegar ese servicio sin desplegar los otros, tiene sus propios datos o comparte tablas con el vecino, puede fallar sin tumbar a los demas, y existe una razon de negocio por la que cambiaria en un momento distinto al resto.</w:t>
       </w:r>
     </w:p>
     <w:p>
@@ -873,7 +873,7 @@
           <w:color w:val="4A4A49"/>
           <w:sz w:val="22"/>
         </w:rPr>
-        <w:t>[Slide 10] Retroalimentacion accionable: observacion, evidencia, impacto y accion con fecha</w:t>
+        <w:t>[Slide 10] Retroalimentacion util: observacion, evidencia, impacto y accion con fecha</w:t>
       </w:r>
       <w:r>
         <w:rPr>
@@ -920,7 +920,7 @@
           <w:color w:val="4A4A49"/>
           <w:sz w:val="22"/>
         </w:rPr>
-        <w:t>Una observacion accionable tiene cuatro partes: observacion, evidencia, impacto y accion con fecha.</w:t>
+        <w:t>Una observacion util tiene cuatro partes: observacion, evidencia, impacto y accion con fecha.</w:t>
       </w:r>
     </w:p>
     <w:p>
@@ -946,7 +946,7 @@
           <w:color w:val="4A4A49"/>
           <w:sz w:val="22"/>
         </w:rPr>
-        <w:t>Un comentario como «mejorar el diagrama» no es accionable: no dice que, ni donde, ni cuando.</w:t>
+        <w:t>Un comentario como «mejorar el diagrama» no sirve: no dice que, ni donde, ni cuando.</w:t>
       </w:r>
     </w:p>
     <w:p>
@@ -959,7 +959,7 @@
           <w:color w:val="4A4A49"/>
           <w:sz w:val="22"/>
         </w:rPr>
-        <w:t>(No se proyecta) Una retroalimentacion accionable tiene cuatro partes: observacion, evidencia, impacto y accion con fecha. "Falta seguridad" no cumple ninguna. "En el diagrama de despliegue la base de datos esta en la subred publica, contradice el control que ustedes escribieron para la amenaza de acceso no autorizado; si lo sustentan asi en la Clase 15 el evaluador concluira que el modelo de amenazas se escribio sin mirar el diagrama; muevanla a subred privada y dejen solo la API expuesta, antes de la Clase 12" cumple las cuatro.</w:t>
+        <w:t>(No se proyecta) Una retroalimentacion util tiene cuatro partes: observacion, evidencia, impacto y accion con fecha. "Falta seguridad" no cumple ninguna. "En el diagrama de despliegue la base de datos esta en la subred publica, contradice el control que ustedes escribieron para la amenaza de acceso no autorizado; si lo sustentan asi en la Clase 15 el evaluador concluira que el modelo de amenazas se escribio sin mirar el diagrama; muevanla a subred privada y dejen solo la API expuesta, antes de la Clase 12" cumple las cuatro.</w:t>
       </w:r>
     </w:p>
     <w:p>
@@ -998,7 +998,7 @@
           <w:color w:val="4A4A49"/>
           <w:sz w:val="22"/>
         </w:rPr>
-        <w:t>(No se proyecta) Y la revision entre pares cumple una funcion que la del docente no puede: explicarle el sistema a otro estudiante obliga a verbalizar decisiones que nunca se dijeron en voz alta, y ahi el propio autor descubre sus huecos.</w:t>
+        <w:t>(No se proyecta) Y la revision entre pares cumple una funcion que la del docente no puede: explicarle el sistema a otro estudiante obliga a explicar decisiones que nunca se dijeron en voz alta, y ahi el propio autor descubre sus huecos.</w:t>
       </w:r>
     </w:p>
     <w:p>
@@ -1339,7 +1339,7 @@
           <w:color w:val="4A4A49"/>
           <w:sz w:val="22"/>
         </w:rPr>
-        <w:t>Retroalimentacion accionable: observacion, evidencia, impacto y accion con fecha</w:t>
+        <w:t>Retroalimentacion util: observacion, evidencia, impacto y accion con fecha</w:t>
       </w:r>
     </w:p>
     <w:p>
@@ -2535,7 +2535,7 @@
           <w:color w:val="4A4A49"/>
           <w:sz w:val="18"/>
         </w:rPr>
-        <w:t>1) Abre Navegador · editores de diagramas y de texto del curso y repite la demo de este guion.  2) Captura solo la ventana útil, no el escritorio completo.  3) Recorta a ~1200 px de ancho.  4) Guárdala como Kit docente/Clase 11/Capturas/demo-clase11.png.  5) Vuelve a generar el guion y la imagen queda embebida aquí sola. Detalle en Capturas/README.txt.</w:t>
+        <w:t>1) Abre Navegador · editores de diagramas y de texto del curso y repite la demo de este guion.  2) Captura solo la ventana útil, no el escritorio completo.  3) Recorta a ~1200 px de ancho.  4) Guárdala como Kit docente/Clase 11/Capturas/demo-clase11.png.  5) Vuelve a generar el guion y la imagen queda insertada aquí sola. Detalle en Capturas/README.txt.</w:t>
       </w:r>
     </w:p>
     <w:p>
